--- a/data/sites/hr/Recruiting and Onboarding/employee-referral-program-guide.docx
+++ b/data/sites/hr/Recruiting and Onboarding/employee-referral-program-guide.docx
@@ -16,17 +16,7 @@
         <w:rPr>
           <w:i/>
         </w:rPr>
-        <w:t>HR Knowledge Hub | Recruiting and Onboarding</w:t>
-      </w:r>
-    </w:p>
-    <w:p>
-      <w:r>
-        <w:t>Owner: Priya Natarajan  |  Last updated: October 30, 2026</w:t>
-      </w:r>
-    </w:p>
-    <w:p>
-      <w:r>
-        <w:t>Explains referral bonus tiers, eligible roles, and the payout schedule tied to new hire retention milestones.</w:t>
+        <w:t>HR Knowledge Hub | Recruiting and Onboarding | Owner: Priya Natarajan  |  Last updated: October 30, 2026</w:t>
       </w:r>
     </w:p>
     <w:p>
@@ -34,7 +24,17 @@
         <w:pStyle w:val="Heading1"/>
       </w:pPr>
       <w:r>
-        <w:t>Key Points</w:t>
+        <w:t>Section 1: Executive Summary &amp; Scope</w:t>
+      </w:r>
+    </w:p>
+    <w:p>
+      <w:r>
+        <w:t>Explains referral bonus tiers, eligible roles, and the payout schedule tied to new hire retention milestones. Section 1 (Executive Summary &amp; Scope) applies to Recruiting and Onboarding within HR Knowledge Hub and is maintained by Priya Natarajan. Defines the operational charter, scope boundaries, and executive accountability.</w:t>
+      </w:r>
+    </w:p>
+    <w:p>
+      <w:r>
+        <w:t>Operational requirement 1.1: Standard roles pay a $2,000 referral bonus; hard-to-fill engineering roles pay $4,000. Secondary control 1.2: Half of the bonus is paid at hire and half after the referred employee's 90-day mark.</w:t>
       </w:r>
     </w:p>
     <w:p>
@@ -58,6 +58,566 @@
         <w:pStyle w:val="ListBullet"/>
       </w:pPr>
       <w:r>
+        <w:t>Section 1 review cadence is tracked by Priya Natarajan under Recruiting and Onboarding governance.</w:t>
+      </w:r>
+    </w:p>
+    <w:tbl>
+      <w:tblPr>
+        <w:tblStyle w:val="LightGrid-Accent1"/>
+        <w:tblW w:type="auto" w:w="0"/>
+        <w:tblLook w:firstColumn="1" w:firstRow="1" w:lastColumn="0" w:lastRow="0" w:noHBand="0" w:noVBand="1" w:val="04A0"/>
+      </w:tblPr>
+      <w:tblGrid>
+        <w:gridCol w:w="2160"/>
+        <w:gridCol w:w="2160"/>
+        <w:gridCol w:w="2160"/>
+        <w:gridCol w:w="2160"/>
+      </w:tblGrid>
+      <w:tr>
+        <w:tc>
+          <w:tcPr>
+            <w:tcW w:type="dxa" w:w="2160"/>
+          </w:tcPr>
+          <w:p>
+            <w:r>
+              <w:rPr>
+                <w:b/>
+              </w:rPr>
+              <w:t>Control Area</w:t>
+            </w:r>
+          </w:p>
+        </w:tc>
+        <w:tc>
+          <w:tcPr>
+            <w:tcW w:type="dxa" w:w="2160"/>
+          </w:tcPr>
+          <w:p>
+            <w:r>
+              <w:rPr>
+                <w:b/>
+              </w:rPr>
+              <w:t>Owner</w:t>
+            </w:r>
+          </w:p>
+        </w:tc>
+        <w:tc>
+          <w:tcPr>
+            <w:tcW w:type="dxa" w:w="2160"/>
+          </w:tcPr>
+          <w:p>
+            <w:r>
+              <w:rPr>
+                <w:b/>
+              </w:rPr>
+              <w:t>Target SLA</w:t>
+            </w:r>
+          </w:p>
+        </w:tc>
+        <w:tc>
+          <w:tcPr>
+            <w:tcW w:type="dxa" w:w="2160"/>
+          </w:tcPr>
+          <w:p>
+            <w:r>
+              <w:rPr>
+                <w:b/>
+              </w:rPr>
+              <w:t>Verification Status</w:t>
+            </w:r>
+          </w:p>
+        </w:tc>
+      </w:tr>
+      <w:tr>
+        <w:tc>
+          <w:tcPr>
+            <w:tcW w:type="dxa" w:w="2160"/>
+          </w:tcPr>
+          <w:p>
+            <w:r>
+              <w:t>Recruiting and Onboarding</w:t>
+            </w:r>
+          </w:p>
+        </w:tc>
+        <w:tc>
+          <w:tcPr>
+            <w:tcW w:type="dxa" w:w="2160"/>
+          </w:tcPr>
+          <w:p>
+            <w:r>
+              <w:t>Priya Natarajan</w:t>
+            </w:r>
+          </w:p>
+        </w:tc>
+        <w:tc>
+          <w:tcPr>
+            <w:tcW w:type="dxa" w:w="2160"/>
+          </w:tcPr>
+          <w:p>
+            <w:r>
+              <w:t>5 business days</w:t>
+            </w:r>
+          </w:p>
+        </w:tc>
+        <w:tc>
+          <w:tcPr>
+            <w:tcW w:type="dxa" w:w="2160"/>
+          </w:tcPr>
+          <w:p>
+            <w:r>
+              <w:t>Verified</w:t>
+            </w:r>
+          </w:p>
+        </w:tc>
+      </w:tr>
+      <w:tr>
+        <w:tc>
+          <w:tcPr>
+            <w:tcW w:type="dxa" w:w="2160"/>
+          </w:tcPr>
+          <w:p>
+            <w:r>
+              <w:t>Employee Referral Program Gu Gate 1</w:t>
+            </w:r>
+          </w:p>
+        </w:tc>
+        <w:tc>
+          <w:tcPr>
+            <w:tcW w:type="dxa" w:w="2160"/>
+          </w:tcPr>
+          <w:p>
+            <w:r>
+              <w:t>Priya Natarajan</w:t>
+            </w:r>
+          </w:p>
+        </w:tc>
+        <w:tc>
+          <w:tcPr>
+            <w:tcW w:type="dxa" w:w="2160"/>
+          </w:tcPr>
+          <w:p>
+            <w:r>
+              <w:t>3 business days</w:t>
+            </w:r>
+          </w:p>
+        </w:tc>
+        <w:tc>
+          <w:tcPr>
+            <w:tcW w:type="dxa" w:w="2160"/>
+          </w:tcPr>
+          <w:p>
+            <w:r>
+              <w:t>Active</w:t>
+            </w:r>
+          </w:p>
+        </w:tc>
+      </w:tr>
+      <w:tr>
+        <w:tc>
+          <w:tcPr>
+            <w:tcW w:type="dxa" w:w="2160"/>
+          </w:tcPr>
+          <w:p>
+            <w:r>
+              <w:t>Employee Referral Program Gu Gate 2</w:t>
+            </w:r>
+          </w:p>
+        </w:tc>
+        <w:tc>
+          <w:tcPr>
+            <w:tcW w:type="dxa" w:w="2160"/>
+          </w:tcPr>
+          <w:p>
+            <w:r>
+              <w:t>Priya Natarajan</w:t>
+            </w:r>
+          </w:p>
+        </w:tc>
+        <w:tc>
+          <w:tcPr>
+            <w:tcW w:type="dxa" w:w="2160"/>
+          </w:tcPr>
+          <w:p>
+            <w:r>
+              <w:t>10 business days</w:t>
+            </w:r>
+          </w:p>
+        </w:tc>
+        <w:tc>
+          <w:tcPr>
+            <w:tcW w:type="dxa" w:w="2160"/>
+          </w:tcPr>
+          <w:p>
+            <w:r>
+              <w:t>Monitored</w:t>
+            </w:r>
+          </w:p>
+        </w:tc>
+      </w:tr>
+    </w:tbl>
+    <w:p>
+      <w:r>
+        <w:rPr>
+          <w:color w:val="808080"/>
+          <w:sz w:val="16"/>
+        </w:rPr>
+        <w:t>Page 1 of 12 | HR Knowledge Hub | Recruiting and Onboarding | SharePoint Online</w:t>
+      </w:r>
+    </w:p>
+    <w:p>
+      <w:r>
+        <w:br w:type="page"/>
+      </w:r>
+    </w:p>
+    <w:p>
+      <w:pPr>
+        <w:pStyle w:val="Heading1"/>
+      </w:pPr>
+      <w:r>
+        <w:t>Section 2: Architecture &amp; Process Flow</w:t>
+      </w:r>
+    </w:p>
+    <w:p>
+      <w:r>
+        <w:t>Explains referral bonus tiers, eligible roles, and the payout schedule tied to new hire retention milestones. Section 2 (Architecture &amp; Process Flow) applies to Recruiting and Onboarding within HR Knowledge Hub and is maintained by Priya Natarajan. Maps end-to-end process stages, handoff gates, and system-of-record integrations.</w:t>
+      </w:r>
+    </w:p>
+    <w:p>
+      <w:r>
+        <w:t>Operational requirement 2.1: Half of the bonus is paid at hire and half after the referred employee's 90-day mark. Secondary control 2.2: Referrals are ineligible for roles the referrer's own manager is hiring for.</w:t>
+      </w:r>
+    </w:p>
+    <w:p>
+      <w:pPr>
+        <w:pStyle w:val="ListBullet"/>
+      </w:pPr>
+      <w:r>
+        <w:t>Half of the bonus is paid at hire and half after the referred employee's 90-day mark.</w:t>
+      </w:r>
+    </w:p>
+    <w:p>
+      <w:pPr>
+        <w:pStyle w:val="ListBullet"/>
+      </w:pPr>
+      <w:r>
+        <w:t>Referrals are ineligible for roles the referrer's own manager is hiring for.</w:t>
+      </w:r>
+    </w:p>
+    <w:p>
+      <w:pPr>
+        <w:pStyle w:val="ListBullet"/>
+      </w:pPr>
+      <w:r>
+        <w:t>Section 2 review cadence is tracked by Priya Natarajan under Recruiting and Onboarding governance.</w:t>
+      </w:r>
+    </w:p>
+    <w:tbl>
+      <w:tblPr>
+        <w:tblStyle w:val="LightGrid-Accent1"/>
+        <w:tblW w:type="auto" w:w="0"/>
+        <w:tblLook w:firstColumn="1" w:firstRow="1" w:lastColumn="0" w:lastRow="0" w:noHBand="0" w:noVBand="1" w:val="04A0"/>
+      </w:tblPr>
+      <w:tblGrid>
+        <w:gridCol w:w="2160"/>
+        <w:gridCol w:w="2160"/>
+        <w:gridCol w:w="2160"/>
+        <w:gridCol w:w="2160"/>
+      </w:tblGrid>
+      <w:tr>
+        <w:tc>
+          <w:tcPr>
+            <w:tcW w:type="dxa" w:w="2160"/>
+          </w:tcPr>
+          <w:p>
+            <w:r>
+              <w:rPr>
+                <w:b/>
+              </w:rPr>
+              <w:t>Control Area</w:t>
+            </w:r>
+          </w:p>
+        </w:tc>
+        <w:tc>
+          <w:tcPr>
+            <w:tcW w:type="dxa" w:w="2160"/>
+          </w:tcPr>
+          <w:p>
+            <w:r>
+              <w:rPr>
+                <w:b/>
+              </w:rPr>
+              <w:t>Owner</w:t>
+            </w:r>
+          </w:p>
+        </w:tc>
+        <w:tc>
+          <w:tcPr>
+            <w:tcW w:type="dxa" w:w="2160"/>
+          </w:tcPr>
+          <w:p>
+            <w:r>
+              <w:rPr>
+                <w:b/>
+              </w:rPr>
+              <w:t>Target SLA</w:t>
+            </w:r>
+          </w:p>
+        </w:tc>
+        <w:tc>
+          <w:tcPr>
+            <w:tcW w:type="dxa" w:w="2160"/>
+          </w:tcPr>
+          <w:p>
+            <w:r>
+              <w:rPr>
+                <w:b/>
+              </w:rPr>
+              <w:t>Verification Status</w:t>
+            </w:r>
+          </w:p>
+        </w:tc>
+      </w:tr>
+      <w:tr>
+        <w:tc>
+          <w:tcPr>
+            <w:tcW w:type="dxa" w:w="2160"/>
+          </w:tcPr>
+          <w:p>
+            <w:r>
+              <w:t>Recruiting and Onboarding</w:t>
+            </w:r>
+          </w:p>
+        </w:tc>
+        <w:tc>
+          <w:tcPr>
+            <w:tcW w:type="dxa" w:w="2160"/>
+          </w:tcPr>
+          <w:p>
+            <w:r>
+              <w:t>Priya Natarajan</w:t>
+            </w:r>
+          </w:p>
+        </w:tc>
+        <w:tc>
+          <w:tcPr>
+            <w:tcW w:type="dxa" w:w="2160"/>
+          </w:tcPr>
+          <w:p>
+            <w:r>
+              <w:t>5 business days</w:t>
+            </w:r>
+          </w:p>
+        </w:tc>
+        <w:tc>
+          <w:tcPr>
+            <w:tcW w:type="dxa" w:w="2160"/>
+          </w:tcPr>
+          <w:p>
+            <w:r>
+              <w:t>Verified</w:t>
+            </w:r>
+          </w:p>
+        </w:tc>
+      </w:tr>
+      <w:tr>
+        <w:tc>
+          <w:tcPr>
+            <w:tcW w:type="dxa" w:w="2160"/>
+          </w:tcPr>
+          <w:p>
+            <w:r>
+              <w:t>Employee Referral Program Gu Gate 1</w:t>
+            </w:r>
+          </w:p>
+        </w:tc>
+        <w:tc>
+          <w:tcPr>
+            <w:tcW w:type="dxa" w:w="2160"/>
+          </w:tcPr>
+          <w:p>
+            <w:r>
+              <w:t>Priya Natarajan</w:t>
+            </w:r>
+          </w:p>
+        </w:tc>
+        <w:tc>
+          <w:tcPr>
+            <w:tcW w:type="dxa" w:w="2160"/>
+          </w:tcPr>
+          <w:p>
+            <w:r>
+              <w:t>3 business days</w:t>
+            </w:r>
+          </w:p>
+        </w:tc>
+        <w:tc>
+          <w:tcPr>
+            <w:tcW w:type="dxa" w:w="2160"/>
+          </w:tcPr>
+          <w:p>
+            <w:r>
+              <w:t>Active</w:t>
+            </w:r>
+          </w:p>
+        </w:tc>
+      </w:tr>
+      <w:tr>
+        <w:tc>
+          <w:tcPr>
+            <w:tcW w:type="dxa" w:w="2160"/>
+          </w:tcPr>
+          <w:p>
+            <w:r>
+              <w:t>Employee Referral Program Gu Gate 2</w:t>
+            </w:r>
+          </w:p>
+        </w:tc>
+        <w:tc>
+          <w:tcPr>
+            <w:tcW w:type="dxa" w:w="2160"/>
+          </w:tcPr>
+          <w:p>
+            <w:r>
+              <w:t>Priya Natarajan</w:t>
+            </w:r>
+          </w:p>
+        </w:tc>
+        <w:tc>
+          <w:tcPr>
+            <w:tcW w:type="dxa" w:w="2160"/>
+          </w:tcPr>
+          <w:p>
+            <w:r>
+              <w:t>10 business days</w:t>
+            </w:r>
+          </w:p>
+        </w:tc>
+        <w:tc>
+          <w:tcPr>
+            <w:tcW w:type="dxa" w:w="2160"/>
+          </w:tcPr>
+          <w:p>
+            <w:r>
+              <w:t>Monitored</w:t>
+            </w:r>
+          </w:p>
+        </w:tc>
+      </w:tr>
+      <w:tr>
+        <w:tc>
+          <w:tcPr>
+            <w:tcW w:type="dxa" w:w="2160"/>
+          </w:tcPr>
+          <w:p>
+            <w:r>
+              <w:t>Sec-2</w:t>
+            </w:r>
+          </w:p>
+        </w:tc>
+        <w:tc>
+          <w:tcPr>
+            <w:tcW w:type="dxa" w:w="2160"/>
+          </w:tcPr>
+          <w:p>
+            <w:r>
+              <w:t>Priya Natarajan</w:t>
+            </w:r>
+          </w:p>
+        </w:tc>
+        <w:tc>
+          <w:tcPr>
+            <w:tcW w:type="dxa" w:w="2160"/>
+          </w:tcPr>
+          <w:p>
+            <w:r>
+              <w:t>3 business days</w:t>
+            </w:r>
+          </w:p>
+        </w:tc>
+        <w:tc>
+          <w:tcPr>
+            <w:tcW w:type="dxa" w:w="2160"/>
+          </w:tcPr>
+          <w:p>
+            <w:r>
+              <w:t>Stage 2 Verified</w:t>
+            </w:r>
+          </w:p>
+        </w:tc>
+      </w:tr>
+    </w:tbl>
+    <w:p>
+      <w:r>
+        <w:drawing>
+          <wp:inline xmlns:a="http://schemas.openxmlformats.org/drawingml/2006/main" xmlns:pic="http://schemas.openxmlformats.org/drawingml/2006/picture">
+            <wp:extent cx="5303520" cy="1744579"/>
+            <wp:docPr id="1" name="Picture 1"/>
+            <wp:cNvGraphicFramePr>
+              <a:graphicFrameLocks noChangeAspect="1"/>
+            </wp:cNvGraphicFramePr>
+            <a:graphic>
+              <a:graphicData uri="http://schemas.openxmlformats.org/drawingml/2006/picture">
+                <pic:pic>
+                  <pic:nvPicPr>
+                    <pic:cNvPr id="0" name="image.png"/>
+                    <pic:cNvPicPr/>
+                  </pic:nvPicPr>
+                  <pic:blipFill>
+                    <a:blip r:embed="rId9"/>
+                    <a:stretch>
+                      <a:fillRect/>
+                    </a:stretch>
+                  </pic:blipFill>
+                  <pic:spPr>
+                    <a:xfrm>
+                      <a:off x="0" y="0"/>
+                      <a:ext cx="5303520" cy="1744579"/>
+                    </a:xfrm>
+                    <a:prstGeom prst="rect"/>
+                  </pic:spPr>
+                </pic:pic>
+              </a:graphicData>
+            </a:graphic>
+          </wp:inline>
+        </w:drawing>
+      </w:r>
+    </w:p>
+    <w:p>
+      <w:r>
+        <w:rPr>
+          <w:color w:val="808080"/>
+          <w:sz w:val="16"/>
+        </w:rPr>
+        <w:t>Page 2 of 12 | HR Knowledge Hub | Recruiting and Onboarding | SharePoint Online</w:t>
+      </w:r>
+    </w:p>
+    <w:p>
+      <w:r>
+        <w:br w:type="page"/>
+      </w:r>
+    </w:p>
+    <w:p>
+      <w:pPr>
+        <w:pStyle w:val="Heading1"/>
+      </w:pPr>
+      <w:r>
+        <w:t>Section 3: Governance Standards &amp; Controls</w:t>
+      </w:r>
+    </w:p>
+    <w:p>
+      <w:r>
+        <w:t>Explains referral bonus tiers, eligible roles, and the payout schedule tied to new hire retention milestones. Section 3 (Governance Standards &amp; Controls) applies to Recruiting and Onboarding within HR Knowledge Hub and is maintained by Priya Natarajan. Establishes mandatory compliance controls, approval thresholds, and audit evidence.</w:t>
+      </w:r>
+    </w:p>
+    <w:p>
+      <w:r>
+        <w:t>Operational requirement 3.1: Referrals are ineligible for roles the referrer's own manager is hiring for. Secondary control 3.2: Program performance is reviewed quarterly against overall sourcing mix.</w:t>
+      </w:r>
+    </w:p>
+    <w:p>
+      <w:pPr>
+        <w:pStyle w:val="ListBullet"/>
+      </w:pPr>
+      <w:r>
         <w:t>Referrals are ineligible for roles the referrer's own manager is hiring for.</w:t>
       </w:r>
     </w:p>
@@ -70,12 +630,3054 @@
       </w:r>
     </w:p>
     <w:p>
+      <w:pPr>
+        <w:pStyle w:val="ListBullet"/>
+      </w:pPr>
+      <w:r>
+        <w:t>Section 3 review cadence is tracked by Priya Natarajan under Recruiting and Onboarding governance.</w:t>
+      </w:r>
+    </w:p>
+    <w:tbl>
+      <w:tblPr>
+        <w:tblStyle w:val="LightGrid-Accent1"/>
+        <w:tblW w:type="auto" w:w="0"/>
+        <w:tblLook w:firstColumn="1" w:firstRow="1" w:lastColumn="0" w:lastRow="0" w:noHBand="0" w:noVBand="1" w:val="04A0"/>
+      </w:tblPr>
+      <w:tblGrid>
+        <w:gridCol w:w="2160"/>
+        <w:gridCol w:w="2160"/>
+        <w:gridCol w:w="2160"/>
+        <w:gridCol w:w="2160"/>
+      </w:tblGrid>
+      <w:tr>
+        <w:tc>
+          <w:tcPr>
+            <w:tcW w:type="dxa" w:w="2160"/>
+          </w:tcPr>
+          <w:p>
+            <w:r>
+              <w:rPr>
+                <w:b/>
+              </w:rPr>
+              <w:t>Control Area</w:t>
+            </w:r>
+          </w:p>
+        </w:tc>
+        <w:tc>
+          <w:tcPr>
+            <w:tcW w:type="dxa" w:w="2160"/>
+          </w:tcPr>
+          <w:p>
+            <w:r>
+              <w:rPr>
+                <w:b/>
+              </w:rPr>
+              <w:t>Owner</w:t>
+            </w:r>
+          </w:p>
+        </w:tc>
+        <w:tc>
+          <w:tcPr>
+            <w:tcW w:type="dxa" w:w="2160"/>
+          </w:tcPr>
+          <w:p>
+            <w:r>
+              <w:rPr>
+                <w:b/>
+              </w:rPr>
+              <w:t>Target SLA</w:t>
+            </w:r>
+          </w:p>
+        </w:tc>
+        <w:tc>
+          <w:tcPr>
+            <w:tcW w:type="dxa" w:w="2160"/>
+          </w:tcPr>
+          <w:p>
+            <w:r>
+              <w:rPr>
+                <w:b/>
+              </w:rPr>
+              <w:t>Verification Status</w:t>
+            </w:r>
+          </w:p>
+        </w:tc>
+      </w:tr>
+      <w:tr>
+        <w:tc>
+          <w:tcPr>
+            <w:tcW w:type="dxa" w:w="2160"/>
+          </w:tcPr>
+          <w:p>
+            <w:r>
+              <w:t>Recruiting and Onboarding</w:t>
+            </w:r>
+          </w:p>
+        </w:tc>
+        <w:tc>
+          <w:tcPr>
+            <w:tcW w:type="dxa" w:w="2160"/>
+          </w:tcPr>
+          <w:p>
+            <w:r>
+              <w:t>Priya Natarajan</w:t>
+            </w:r>
+          </w:p>
+        </w:tc>
+        <w:tc>
+          <w:tcPr>
+            <w:tcW w:type="dxa" w:w="2160"/>
+          </w:tcPr>
+          <w:p>
+            <w:r>
+              <w:t>5 business days</w:t>
+            </w:r>
+          </w:p>
+        </w:tc>
+        <w:tc>
+          <w:tcPr>
+            <w:tcW w:type="dxa" w:w="2160"/>
+          </w:tcPr>
+          <w:p>
+            <w:r>
+              <w:t>Verified</w:t>
+            </w:r>
+          </w:p>
+        </w:tc>
+      </w:tr>
+      <w:tr>
+        <w:tc>
+          <w:tcPr>
+            <w:tcW w:type="dxa" w:w="2160"/>
+          </w:tcPr>
+          <w:p>
+            <w:r>
+              <w:t>Employee Referral Program Gu Gate 1</w:t>
+            </w:r>
+          </w:p>
+        </w:tc>
+        <w:tc>
+          <w:tcPr>
+            <w:tcW w:type="dxa" w:w="2160"/>
+          </w:tcPr>
+          <w:p>
+            <w:r>
+              <w:t>Priya Natarajan</w:t>
+            </w:r>
+          </w:p>
+        </w:tc>
+        <w:tc>
+          <w:tcPr>
+            <w:tcW w:type="dxa" w:w="2160"/>
+          </w:tcPr>
+          <w:p>
+            <w:r>
+              <w:t>3 business days</w:t>
+            </w:r>
+          </w:p>
+        </w:tc>
+        <w:tc>
+          <w:tcPr>
+            <w:tcW w:type="dxa" w:w="2160"/>
+          </w:tcPr>
+          <w:p>
+            <w:r>
+              <w:t>Active</w:t>
+            </w:r>
+          </w:p>
+        </w:tc>
+      </w:tr>
+      <w:tr>
+        <w:tc>
+          <w:tcPr>
+            <w:tcW w:type="dxa" w:w="2160"/>
+          </w:tcPr>
+          <w:p>
+            <w:r>
+              <w:t>Employee Referral Program Gu Gate 2</w:t>
+            </w:r>
+          </w:p>
+        </w:tc>
+        <w:tc>
+          <w:tcPr>
+            <w:tcW w:type="dxa" w:w="2160"/>
+          </w:tcPr>
+          <w:p>
+            <w:r>
+              <w:t>Priya Natarajan</w:t>
+            </w:r>
+          </w:p>
+        </w:tc>
+        <w:tc>
+          <w:tcPr>
+            <w:tcW w:type="dxa" w:w="2160"/>
+          </w:tcPr>
+          <w:p>
+            <w:r>
+              <w:t>10 business days</w:t>
+            </w:r>
+          </w:p>
+        </w:tc>
+        <w:tc>
+          <w:tcPr>
+            <w:tcW w:type="dxa" w:w="2160"/>
+          </w:tcPr>
+          <w:p>
+            <w:r>
+              <w:t>Monitored</w:t>
+            </w:r>
+          </w:p>
+        </w:tc>
+      </w:tr>
+      <w:tr>
+        <w:tc>
+          <w:tcPr>
+            <w:tcW w:type="dxa" w:w="2160"/>
+          </w:tcPr>
+          <w:p>
+            <w:r>
+              <w:t>Sec-3</w:t>
+            </w:r>
+          </w:p>
+        </w:tc>
+        <w:tc>
+          <w:tcPr>
+            <w:tcW w:type="dxa" w:w="2160"/>
+          </w:tcPr>
+          <w:p>
+            <w:r>
+              <w:t>Priya Natarajan</w:t>
+            </w:r>
+          </w:p>
+        </w:tc>
+        <w:tc>
+          <w:tcPr>
+            <w:tcW w:type="dxa" w:w="2160"/>
+          </w:tcPr>
+          <w:p>
+            <w:r>
+              <w:t>10 business days</w:t>
+            </w:r>
+          </w:p>
+        </w:tc>
+        <w:tc>
+          <w:tcPr>
+            <w:tcW w:type="dxa" w:w="2160"/>
+          </w:tcPr>
+          <w:p>
+            <w:r>
+              <w:t>Stage 3 Verified</w:t>
+            </w:r>
+          </w:p>
+        </w:tc>
+      </w:tr>
+    </w:tbl>
+    <w:p>
       <w:r>
         <w:rPr>
           <w:color w:val="808080"/>
           <w:sz w:val="16"/>
         </w:rPr>
-        <w:t>Source: HR Knowledge Hub knowledge base | SharePoint Online</w:t>
+        <w:t>Page 3 of 12 | HR Knowledge Hub | Recruiting and Onboarding | SharePoint Online</w:t>
+      </w:r>
+    </w:p>
+    <w:p>
+      <w:r>
+        <w:br w:type="page"/>
+      </w:r>
+    </w:p>
+    <w:p>
+      <w:pPr>
+        <w:pStyle w:val="Heading1"/>
+      </w:pPr>
+      <w:r>
+        <w:t>Section 4: Operational KPIs &amp; Benchmarks</w:t>
+      </w:r>
+    </w:p>
+    <w:p>
+      <w:r>
+        <w:t>Explains referral bonus tiers, eligible roles, and the payout schedule tied to new hire retention milestones. Section 4 (Operational KPIs &amp; Benchmarks) applies to Recruiting and Onboarding within HR Knowledge Hub and is maintained by Priya Natarajan. Tracks baseline performance, target SLAs, and quarterly benchmark progression.</w:t>
+      </w:r>
+    </w:p>
+    <w:p>
+      <w:r>
+        <w:t>Operational requirement 4.1: Program performance is reviewed quarterly against overall sourcing mix. Secondary control 4.2: Standard roles pay a $2,000 referral bonus; hard-to-fill engineering roles pay $4,000.</w:t>
+      </w:r>
+    </w:p>
+    <w:p>
+      <w:pPr>
+        <w:pStyle w:val="ListBullet"/>
+      </w:pPr>
+      <w:r>
+        <w:t>Program performance is reviewed quarterly against overall sourcing mix.</w:t>
+      </w:r>
+    </w:p>
+    <w:p>
+      <w:pPr>
+        <w:pStyle w:val="ListBullet"/>
+      </w:pPr>
+      <w:r>
+        <w:t>Standard roles pay a $2,000 referral bonus; hard-to-fill engineering roles pay $4,000.</w:t>
+      </w:r>
+    </w:p>
+    <w:p>
+      <w:pPr>
+        <w:pStyle w:val="ListBullet"/>
+      </w:pPr>
+      <w:r>
+        <w:t>Section 4 review cadence is tracked by Priya Natarajan under Recruiting and Onboarding governance.</w:t>
+      </w:r>
+    </w:p>
+    <w:tbl>
+      <w:tblPr>
+        <w:tblStyle w:val="LightGrid-Accent1"/>
+        <w:tblW w:type="auto" w:w="0"/>
+        <w:tblLook w:firstColumn="1" w:firstRow="1" w:lastColumn="0" w:lastRow="0" w:noHBand="0" w:noVBand="1" w:val="04A0"/>
+      </w:tblPr>
+      <w:tblGrid>
+        <w:gridCol w:w="2160"/>
+        <w:gridCol w:w="2160"/>
+        <w:gridCol w:w="2160"/>
+        <w:gridCol w:w="2160"/>
+      </w:tblGrid>
+      <w:tr>
+        <w:tc>
+          <w:tcPr>
+            <w:tcW w:type="dxa" w:w="2160"/>
+          </w:tcPr>
+          <w:p>
+            <w:r>
+              <w:rPr>
+                <w:b/>
+              </w:rPr>
+              <w:t>Control Area</w:t>
+            </w:r>
+          </w:p>
+        </w:tc>
+        <w:tc>
+          <w:tcPr>
+            <w:tcW w:type="dxa" w:w="2160"/>
+          </w:tcPr>
+          <w:p>
+            <w:r>
+              <w:rPr>
+                <w:b/>
+              </w:rPr>
+              <w:t>Owner</w:t>
+            </w:r>
+          </w:p>
+        </w:tc>
+        <w:tc>
+          <w:tcPr>
+            <w:tcW w:type="dxa" w:w="2160"/>
+          </w:tcPr>
+          <w:p>
+            <w:r>
+              <w:rPr>
+                <w:b/>
+              </w:rPr>
+              <w:t>Target SLA</w:t>
+            </w:r>
+          </w:p>
+        </w:tc>
+        <w:tc>
+          <w:tcPr>
+            <w:tcW w:type="dxa" w:w="2160"/>
+          </w:tcPr>
+          <w:p>
+            <w:r>
+              <w:rPr>
+                <w:b/>
+              </w:rPr>
+              <w:t>Verification Status</w:t>
+            </w:r>
+          </w:p>
+        </w:tc>
+      </w:tr>
+      <w:tr>
+        <w:tc>
+          <w:tcPr>
+            <w:tcW w:type="dxa" w:w="2160"/>
+          </w:tcPr>
+          <w:p>
+            <w:r>
+              <w:t>Recruiting and Onboarding</w:t>
+            </w:r>
+          </w:p>
+        </w:tc>
+        <w:tc>
+          <w:tcPr>
+            <w:tcW w:type="dxa" w:w="2160"/>
+          </w:tcPr>
+          <w:p>
+            <w:r>
+              <w:t>Priya Natarajan</w:t>
+            </w:r>
+          </w:p>
+        </w:tc>
+        <w:tc>
+          <w:tcPr>
+            <w:tcW w:type="dxa" w:w="2160"/>
+          </w:tcPr>
+          <w:p>
+            <w:r>
+              <w:t>5 business days</w:t>
+            </w:r>
+          </w:p>
+        </w:tc>
+        <w:tc>
+          <w:tcPr>
+            <w:tcW w:type="dxa" w:w="2160"/>
+          </w:tcPr>
+          <w:p>
+            <w:r>
+              <w:t>Verified</w:t>
+            </w:r>
+          </w:p>
+        </w:tc>
+      </w:tr>
+      <w:tr>
+        <w:tc>
+          <w:tcPr>
+            <w:tcW w:type="dxa" w:w="2160"/>
+          </w:tcPr>
+          <w:p>
+            <w:r>
+              <w:t>Employee Referral Program Gu Gate 1</w:t>
+            </w:r>
+          </w:p>
+        </w:tc>
+        <w:tc>
+          <w:tcPr>
+            <w:tcW w:type="dxa" w:w="2160"/>
+          </w:tcPr>
+          <w:p>
+            <w:r>
+              <w:t>Priya Natarajan</w:t>
+            </w:r>
+          </w:p>
+        </w:tc>
+        <w:tc>
+          <w:tcPr>
+            <w:tcW w:type="dxa" w:w="2160"/>
+          </w:tcPr>
+          <w:p>
+            <w:r>
+              <w:t>3 business days</w:t>
+            </w:r>
+          </w:p>
+        </w:tc>
+        <w:tc>
+          <w:tcPr>
+            <w:tcW w:type="dxa" w:w="2160"/>
+          </w:tcPr>
+          <w:p>
+            <w:r>
+              <w:t>Active</w:t>
+            </w:r>
+          </w:p>
+        </w:tc>
+      </w:tr>
+      <w:tr>
+        <w:tc>
+          <w:tcPr>
+            <w:tcW w:type="dxa" w:w="2160"/>
+          </w:tcPr>
+          <w:p>
+            <w:r>
+              <w:t>Employee Referral Program Gu Gate 2</w:t>
+            </w:r>
+          </w:p>
+        </w:tc>
+        <w:tc>
+          <w:tcPr>
+            <w:tcW w:type="dxa" w:w="2160"/>
+          </w:tcPr>
+          <w:p>
+            <w:r>
+              <w:t>Priya Natarajan</w:t>
+            </w:r>
+          </w:p>
+        </w:tc>
+        <w:tc>
+          <w:tcPr>
+            <w:tcW w:type="dxa" w:w="2160"/>
+          </w:tcPr>
+          <w:p>
+            <w:r>
+              <w:t>10 business days</w:t>
+            </w:r>
+          </w:p>
+        </w:tc>
+        <w:tc>
+          <w:tcPr>
+            <w:tcW w:type="dxa" w:w="2160"/>
+          </w:tcPr>
+          <w:p>
+            <w:r>
+              <w:t>Monitored</w:t>
+            </w:r>
+          </w:p>
+        </w:tc>
+      </w:tr>
+      <w:tr>
+        <w:tc>
+          <w:tcPr>
+            <w:tcW w:type="dxa" w:w="2160"/>
+          </w:tcPr>
+          <w:p>
+            <w:r>
+              <w:t>Sec-4</w:t>
+            </w:r>
+          </w:p>
+        </w:tc>
+        <w:tc>
+          <w:tcPr>
+            <w:tcW w:type="dxa" w:w="2160"/>
+          </w:tcPr>
+          <w:p>
+            <w:r>
+              <w:t>Priya Natarajan</w:t>
+            </w:r>
+          </w:p>
+        </w:tc>
+        <w:tc>
+          <w:tcPr>
+            <w:tcW w:type="dxa" w:w="2160"/>
+          </w:tcPr>
+          <w:p>
+            <w:r>
+              <w:t>5 business days</w:t>
+            </w:r>
+          </w:p>
+        </w:tc>
+        <w:tc>
+          <w:tcPr>
+            <w:tcW w:type="dxa" w:w="2160"/>
+          </w:tcPr>
+          <w:p>
+            <w:r>
+              <w:t>Stage 4 Verified</w:t>
+            </w:r>
+          </w:p>
+        </w:tc>
+      </w:tr>
+    </w:tbl>
+    <w:p>
+      <w:r>
+        <w:drawing>
+          <wp:inline xmlns:a="http://schemas.openxmlformats.org/drawingml/2006/main" xmlns:pic="http://schemas.openxmlformats.org/drawingml/2006/picture">
+            <wp:extent cx="5303520" cy="1744579"/>
+            <wp:docPr id="2" name="Picture 2"/>
+            <wp:cNvGraphicFramePr>
+              <a:graphicFrameLocks noChangeAspect="1"/>
+            </wp:cNvGraphicFramePr>
+            <a:graphic>
+              <a:graphicData uri="http://schemas.openxmlformats.org/drawingml/2006/picture">
+                <pic:pic>
+                  <pic:nvPicPr>
+                    <pic:cNvPr id="0" name="image.png"/>
+                    <pic:cNvPicPr/>
+                  </pic:nvPicPr>
+                  <pic:blipFill>
+                    <a:blip r:embed="rId10"/>
+                    <a:stretch>
+                      <a:fillRect/>
+                    </a:stretch>
+                  </pic:blipFill>
+                  <pic:spPr>
+                    <a:xfrm>
+                      <a:off x="0" y="0"/>
+                      <a:ext cx="5303520" cy="1744579"/>
+                    </a:xfrm>
+                    <a:prstGeom prst="rect"/>
+                  </pic:spPr>
+                </pic:pic>
+              </a:graphicData>
+            </a:graphic>
+          </wp:inline>
+        </w:drawing>
+      </w:r>
+    </w:p>
+    <w:p>
+      <w:r>
+        <w:rPr>
+          <w:color w:val="808080"/>
+          <w:sz w:val="16"/>
+        </w:rPr>
+        <w:t>Page 4 of 12 | HR Knowledge Hub | Recruiting and Onboarding | SharePoint Online</w:t>
+      </w:r>
+    </w:p>
+    <w:p>
+      <w:r>
+        <w:br w:type="page"/>
+      </w:r>
+    </w:p>
+    <w:p>
+      <w:pPr>
+        <w:pStyle w:val="Heading1"/>
+      </w:pPr>
+      <w:r>
+        <w:t>Section 5: Roles, Responsibilities &amp; RACI</w:t>
+      </w:r>
+    </w:p>
+    <w:p>
+      <w:r>
+        <w:t>Explains referral bonus tiers, eligible roles, and the payout schedule tied to new hire retention milestones. Section 5 (Roles, Responsibilities &amp; RACI) applies to Recruiting and Onboarding within HR Knowledge Hub and is maintained by Priya Natarajan. Clarifies ownership across accountable executives, operational leads, and reviewers.</w:t>
+      </w:r>
+    </w:p>
+    <w:p>
+      <w:r>
+        <w:t>Operational requirement 5.1: Standard roles pay a $2,000 referral bonus; hard-to-fill engineering roles pay $4,000. Secondary control 5.2: Half of the bonus is paid at hire and half after the referred employee's 90-day mark.</w:t>
+      </w:r>
+    </w:p>
+    <w:p>
+      <w:pPr>
+        <w:pStyle w:val="ListBullet"/>
+      </w:pPr>
+      <w:r>
+        <w:t>Standard roles pay a $2,000 referral bonus; hard-to-fill engineering roles pay $4,000.</w:t>
+      </w:r>
+    </w:p>
+    <w:p>
+      <w:pPr>
+        <w:pStyle w:val="ListBullet"/>
+      </w:pPr>
+      <w:r>
+        <w:t>Half of the bonus is paid at hire and half after the referred employee's 90-day mark.</w:t>
+      </w:r>
+    </w:p>
+    <w:p>
+      <w:pPr>
+        <w:pStyle w:val="ListBullet"/>
+      </w:pPr>
+      <w:r>
+        <w:t>Section 5 review cadence is tracked by Priya Natarajan under Recruiting and Onboarding governance.</w:t>
+      </w:r>
+    </w:p>
+    <w:tbl>
+      <w:tblPr>
+        <w:tblStyle w:val="LightGrid-Accent1"/>
+        <w:tblW w:type="auto" w:w="0"/>
+        <w:tblLook w:firstColumn="1" w:firstRow="1" w:lastColumn="0" w:lastRow="0" w:noHBand="0" w:noVBand="1" w:val="04A0"/>
+      </w:tblPr>
+      <w:tblGrid>
+        <w:gridCol w:w="2160"/>
+        <w:gridCol w:w="2160"/>
+        <w:gridCol w:w="2160"/>
+        <w:gridCol w:w="2160"/>
+      </w:tblGrid>
+      <w:tr>
+        <w:tc>
+          <w:tcPr>
+            <w:tcW w:type="dxa" w:w="2160"/>
+          </w:tcPr>
+          <w:p>
+            <w:r>
+              <w:rPr>
+                <w:b/>
+              </w:rPr>
+              <w:t>Control Area</w:t>
+            </w:r>
+          </w:p>
+        </w:tc>
+        <w:tc>
+          <w:tcPr>
+            <w:tcW w:type="dxa" w:w="2160"/>
+          </w:tcPr>
+          <w:p>
+            <w:r>
+              <w:rPr>
+                <w:b/>
+              </w:rPr>
+              <w:t>Owner</w:t>
+            </w:r>
+          </w:p>
+        </w:tc>
+        <w:tc>
+          <w:tcPr>
+            <w:tcW w:type="dxa" w:w="2160"/>
+          </w:tcPr>
+          <w:p>
+            <w:r>
+              <w:rPr>
+                <w:b/>
+              </w:rPr>
+              <w:t>Target SLA</w:t>
+            </w:r>
+          </w:p>
+        </w:tc>
+        <w:tc>
+          <w:tcPr>
+            <w:tcW w:type="dxa" w:w="2160"/>
+          </w:tcPr>
+          <w:p>
+            <w:r>
+              <w:rPr>
+                <w:b/>
+              </w:rPr>
+              <w:t>Verification Status</w:t>
+            </w:r>
+          </w:p>
+        </w:tc>
+      </w:tr>
+      <w:tr>
+        <w:tc>
+          <w:tcPr>
+            <w:tcW w:type="dxa" w:w="2160"/>
+          </w:tcPr>
+          <w:p>
+            <w:r>
+              <w:t>Recruiting and Onboarding</w:t>
+            </w:r>
+          </w:p>
+        </w:tc>
+        <w:tc>
+          <w:tcPr>
+            <w:tcW w:type="dxa" w:w="2160"/>
+          </w:tcPr>
+          <w:p>
+            <w:r>
+              <w:t>Priya Natarajan</w:t>
+            </w:r>
+          </w:p>
+        </w:tc>
+        <w:tc>
+          <w:tcPr>
+            <w:tcW w:type="dxa" w:w="2160"/>
+          </w:tcPr>
+          <w:p>
+            <w:r>
+              <w:t>5 business days</w:t>
+            </w:r>
+          </w:p>
+        </w:tc>
+        <w:tc>
+          <w:tcPr>
+            <w:tcW w:type="dxa" w:w="2160"/>
+          </w:tcPr>
+          <w:p>
+            <w:r>
+              <w:t>Verified</w:t>
+            </w:r>
+          </w:p>
+        </w:tc>
+      </w:tr>
+      <w:tr>
+        <w:tc>
+          <w:tcPr>
+            <w:tcW w:type="dxa" w:w="2160"/>
+          </w:tcPr>
+          <w:p>
+            <w:r>
+              <w:t>Employee Referral Program Gu Gate 1</w:t>
+            </w:r>
+          </w:p>
+        </w:tc>
+        <w:tc>
+          <w:tcPr>
+            <w:tcW w:type="dxa" w:w="2160"/>
+          </w:tcPr>
+          <w:p>
+            <w:r>
+              <w:t>Priya Natarajan</w:t>
+            </w:r>
+          </w:p>
+        </w:tc>
+        <w:tc>
+          <w:tcPr>
+            <w:tcW w:type="dxa" w:w="2160"/>
+          </w:tcPr>
+          <w:p>
+            <w:r>
+              <w:t>3 business days</w:t>
+            </w:r>
+          </w:p>
+        </w:tc>
+        <w:tc>
+          <w:tcPr>
+            <w:tcW w:type="dxa" w:w="2160"/>
+          </w:tcPr>
+          <w:p>
+            <w:r>
+              <w:t>Active</w:t>
+            </w:r>
+          </w:p>
+        </w:tc>
+      </w:tr>
+      <w:tr>
+        <w:tc>
+          <w:tcPr>
+            <w:tcW w:type="dxa" w:w="2160"/>
+          </w:tcPr>
+          <w:p>
+            <w:r>
+              <w:t>Employee Referral Program Gu Gate 2</w:t>
+            </w:r>
+          </w:p>
+        </w:tc>
+        <w:tc>
+          <w:tcPr>
+            <w:tcW w:type="dxa" w:w="2160"/>
+          </w:tcPr>
+          <w:p>
+            <w:r>
+              <w:t>Priya Natarajan</w:t>
+            </w:r>
+          </w:p>
+        </w:tc>
+        <w:tc>
+          <w:tcPr>
+            <w:tcW w:type="dxa" w:w="2160"/>
+          </w:tcPr>
+          <w:p>
+            <w:r>
+              <w:t>10 business days</w:t>
+            </w:r>
+          </w:p>
+        </w:tc>
+        <w:tc>
+          <w:tcPr>
+            <w:tcW w:type="dxa" w:w="2160"/>
+          </w:tcPr>
+          <w:p>
+            <w:r>
+              <w:t>Monitored</w:t>
+            </w:r>
+          </w:p>
+        </w:tc>
+      </w:tr>
+      <w:tr>
+        <w:tc>
+          <w:tcPr>
+            <w:tcW w:type="dxa" w:w="2160"/>
+          </w:tcPr>
+          <w:p>
+            <w:r>
+              <w:t>Sec-5</w:t>
+            </w:r>
+          </w:p>
+        </w:tc>
+        <w:tc>
+          <w:tcPr>
+            <w:tcW w:type="dxa" w:w="2160"/>
+          </w:tcPr>
+          <w:p>
+            <w:r>
+              <w:t>Priya Natarajan</w:t>
+            </w:r>
+          </w:p>
+        </w:tc>
+        <w:tc>
+          <w:tcPr>
+            <w:tcW w:type="dxa" w:w="2160"/>
+          </w:tcPr>
+          <w:p>
+            <w:r>
+              <w:t>3 business days</w:t>
+            </w:r>
+          </w:p>
+        </w:tc>
+        <w:tc>
+          <w:tcPr>
+            <w:tcW w:type="dxa" w:w="2160"/>
+          </w:tcPr>
+          <w:p>
+            <w:r>
+              <w:t>Stage 5 Verified</w:t>
+            </w:r>
+          </w:p>
+        </w:tc>
+      </w:tr>
+    </w:tbl>
+    <w:p>
+      <w:r>
+        <w:rPr>
+          <w:color w:val="808080"/>
+          <w:sz w:val="16"/>
+        </w:rPr>
+        <w:t>Page 5 of 12 | HR Knowledge Hub | Recruiting and Onboarding | SharePoint Online</w:t>
+      </w:r>
+    </w:p>
+    <w:p>
+      <w:r>
+        <w:br w:type="page"/>
+      </w:r>
+    </w:p>
+    <w:p>
+      <w:pPr>
+        <w:pStyle w:val="Heading1"/>
+      </w:pPr>
+      <w:r>
+        <w:t>Section 6: Standard Operating Procedures</w:t>
+      </w:r>
+    </w:p>
+    <w:p>
+      <w:r>
+        <w:t>Explains referral bonus tiers, eligible roles, and the payout schedule tied to new hire retention milestones. Section 6 (Standard Operating Procedures) applies to Recruiting and Onboarding within HR Knowledge Hub and is maintained by Priya Natarajan. Provides step-by-step execution checklists, intake criteria, and verification gates.</w:t>
+      </w:r>
+    </w:p>
+    <w:p>
+      <w:r>
+        <w:t>Operational requirement 6.1: Half of the bonus is paid at hire and half after the referred employee's 90-day mark. Secondary control 6.2: Referrals are ineligible for roles the referrer's own manager is hiring for.</w:t>
+      </w:r>
+    </w:p>
+    <w:p>
+      <w:pPr>
+        <w:pStyle w:val="ListBullet"/>
+      </w:pPr>
+      <w:r>
+        <w:t>Half of the bonus is paid at hire and half after the referred employee's 90-day mark.</w:t>
+      </w:r>
+    </w:p>
+    <w:p>
+      <w:pPr>
+        <w:pStyle w:val="ListBullet"/>
+      </w:pPr>
+      <w:r>
+        <w:t>Referrals are ineligible for roles the referrer's own manager is hiring for.</w:t>
+      </w:r>
+    </w:p>
+    <w:p>
+      <w:pPr>
+        <w:pStyle w:val="ListBullet"/>
+      </w:pPr>
+      <w:r>
+        <w:t>Section 6 review cadence is tracked by Priya Natarajan under Recruiting and Onboarding governance.</w:t>
+      </w:r>
+    </w:p>
+    <w:tbl>
+      <w:tblPr>
+        <w:tblStyle w:val="LightGrid-Accent1"/>
+        <w:tblW w:type="auto" w:w="0"/>
+        <w:tblLook w:firstColumn="1" w:firstRow="1" w:lastColumn="0" w:lastRow="0" w:noHBand="0" w:noVBand="1" w:val="04A0"/>
+      </w:tblPr>
+      <w:tblGrid>
+        <w:gridCol w:w="2160"/>
+        <w:gridCol w:w="2160"/>
+        <w:gridCol w:w="2160"/>
+        <w:gridCol w:w="2160"/>
+      </w:tblGrid>
+      <w:tr>
+        <w:tc>
+          <w:tcPr>
+            <w:tcW w:type="dxa" w:w="2160"/>
+          </w:tcPr>
+          <w:p>
+            <w:r>
+              <w:rPr>
+                <w:b/>
+              </w:rPr>
+              <w:t>Control Area</w:t>
+            </w:r>
+          </w:p>
+        </w:tc>
+        <w:tc>
+          <w:tcPr>
+            <w:tcW w:type="dxa" w:w="2160"/>
+          </w:tcPr>
+          <w:p>
+            <w:r>
+              <w:rPr>
+                <w:b/>
+              </w:rPr>
+              <w:t>Owner</w:t>
+            </w:r>
+          </w:p>
+        </w:tc>
+        <w:tc>
+          <w:tcPr>
+            <w:tcW w:type="dxa" w:w="2160"/>
+          </w:tcPr>
+          <w:p>
+            <w:r>
+              <w:rPr>
+                <w:b/>
+              </w:rPr>
+              <w:t>Target SLA</w:t>
+            </w:r>
+          </w:p>
+        </w:tc>
+        <w:tc>
+          <w:tcPr>
+            <w:tcW w:type="dxa" w:w="2160"/>
+          </w:tcPr>
+          <w:p>
+            <w:r>
+              <w:rPr>
+                <w:b/>
+              </w:rPr>
+              <w:t>Verification Status</w:t>
+            </w:r>
+          </w:p>
+        </w:tc>
+      </w:tr>
+      <w:tr>
+        <w:tc>
+          <w:tcPr>
+            <w:tcW w:type="dxa" w:w="2160"/>
+          </w:tcPr>
+          <w:p>
+            <w:r>
+              <w:t>Recruiting and Onboarding</w:t>
+            </w:r>
+          </w:p>
+        </w:tc>
+        <w:tc>
+          <w:tcPr>
+            <w:tcW w:type="dxa" w:w="2160"/>
+          </w:tcPr>
+          <w:p>
+            <w:r>
+              <w:t>Priya Natarajan</w:t>
+            </w:r>
+          </w:p>
+        </w:tc>
+        <w:tc>
+          <w:tcPr>
+            <w:tcW w:type="dxa" w:w="2160"/>
+          </w:tcPr>
+          <w:p>
+            <w:r>
+              <w:t>5 business days</w:t>
+            </w:r>
+          </w:p>
+        </w:tc>
+        <w:tc>
+          <w:tcPr>
+            <w:tcW w:type="dxa" w:w="2160"/>
+          </w:tcPr>
+          <w:p>
+            <w:r>
+              <w:t>Verified</w:t>
+            </w:r>
+          </w:p>
+        </w:tc>
+      </w:tr>
+      <w:tr>
+        <w:tc>
+          <w:tcPr>
+            <w:tcW w:type="dxa" w:w="2160"/>
+          </w:tcPr>
+          <w:p>
+            <w:r>
+              <w:t>Employee Referral Program Gu Gate 1</w:t>
+            </w:r>
+          </w:p>
+        </w:tc>
+        <w:tc>
+          <w:tcPr>
+            <w:tcW w:type="dxa" w:w="2160"/>
+          </w:tcPr>
+          <w:p>
+            <w:r>
+              <w:t>Priya Natarajan</w:t>
+            </w:r>
+          </w:p>
+        </w:tc>
+        <w:tc>
+          <w:tcPr>
+            <w:tcW w:type="dxa" w:w="2160"/>
+          </w:tcPr>
+          <w:p>
+            <w:r>
+              <w:t>3 business days</w:t>
+            </w:r>
+          </w:p>
+        </w:tc>
+        <w:tc>
+          <w:tcPr>
+            <w:tcW w:type="dxa" w:w="2160"/>
+          </w:tcPr>
+          <w:p>
+            <w:r>
+              <w:t>Active</w:t>
+            </w:r>
+          </w:p>
+        </w:tc>
+      </w:tr>
+      <w:tr>
+        <w:tc>
+          <w:tcPr>
+            <w:tcW w:type="dxa" w:w="2160"/>
+          </w:tcPr>
+          <w:p>
+            <w:r>
+              <w:t>Employee Referral Program Gu Gate 2</w:t>
+            </w:r>
+          </w:p>
+        </w:tc>
+        <w:tc>
+          <w:tcPr>
+            <w:tcW w:type="dxa" w:w="2160"/>
+          </w:tcPr>
+          <w:p>
+            <w:r>
+              <w:t>Priya Natarajan</w:t>
+            </w:r>
+          </w:p>
+        </w:tc>
+        <w:tc>
+          <w:tcPr>
+            <w:tcW w:type="dxa" w:w="2160"/>
+          </w:tcPr>
+          <w:p>
+            <w:r>
+              <w:t>10 business days</w:t>
+            </w:r>
+          </w:p>
+        </w:tc>
+        <w:tc>
+          <w:tcPr>
+            <w:tcW w:type="dxa" w:w="2160"/>
+          </w:tcPr>
+          <w:p>
+            <w:r>
+              <w:t>Monitored</w:t>
+            </w:r>
+          </w:p>
+        </w:tc>
+      </w:tr>
+      <w:tr>
+        <w:tc>
+          <w:tcPr>
+            <w:tcW w:type="dxa" w:w="2160"/>
+          </w:tcPr>
+          <w:p>
+            <w:r>
+              <w:t>Sec-6</w:t>
+            </w:r>
+          </w:p>
+        </w:tc>
+        <w:tc>
+          <w:tcPr>
+            <w:tcW w:type="dxa" w:w="2160"/>
+          </w:tcPr>
+          <w:p>
+            <w:r>
+              <w:t>Priya Natarajan</w:t>
+            </w:r>
+          </w:p>
+        </w:tc>
+        <w:tc>
+          <w:tcPr>
+            <w:tcW w:type="dxa" w:w="2160"/>
+          </w:tcPr>
+          <w:p>
+            <w:r>
+              <w:t>10 business days</w:t>
+            </w:r>
+          </w:p>
+        </w:tc>
+        <w:tc>
+          <w:tcPr>
+            <w:tcW w:type="dxa" w:w="2160"/>
+          </w:tcPr>
+          <w:p>
+            <w:r>
+              <w:t>Stage 6 Verified</w:t>
+            </w:r>
+          </w:p>
+        </w:tc>
+      </w:tr>
+    </w:tbl>
+    <w:p>
+      <w:r>
+        <w:drawing>
+          <wp:inline xmlns:a="http://schemas.openxmlformats.org/drawingml/2006/main" xmlns:pic="http://schemas.openxmlformats.org/drawingml/2006/picture">
+            <wp:extent cx="5303520" cy="1744579"/>
+            <wp:docPr id="3" name="Picture 3"/>
+            <wp:cNvGraphicFramePr>
+              <a:graphicFrameLocks noChangeAspect="1"/>
+            </wp:cNvGraphicFramePr>
+            <a:graphic>
+              <a:graphicData uri="http://schemas.openxmlformats.org/drawingml/2006/picture">
+                <pic:pic>
+                  <pic:nvPicPr>
+                    <pic:cNvPr id="0" name="image.png"/>
+                    <pic:cNvPicPr/>
+                  </pic:nvPicPr>
+                  <pic:blipFill>
+                    <a:blip r:embed="rId9"/>
+                    <a:stretch>
+                      <a:fillRect/>
+                    </a:stretch>
+                  </pic:blipFill>
+                  <pic:spPr>
+                    <a:xfrm>
+                      <a:off x="0" y="0"/>
+                      <a:ext cx="5303520" cy="1744579"/>
+                    </a:xfrm>
+                    <a:prstGeom prst="rect"/>
+                  </pic:spPr>
+                </pic:pic>
+              </a:graphicData>
+            </a:graphic>
+          </wp:inline>
+        </w:drawing>
+      </w:r>
+    </w:p>
+    <w:p>
+      <w:r>
+        <w:rPr>
+          <w:color w:val="808080"/>
+          <w:sz w:val="16"/>
+        </w:rPr>
+        <w:t>Page 6 of 12 | HR Knowledge Hub | Recruiting and Onboarding | SharePoint Online</w:t>
+      </w:r>
+    </w:p>
+    <w:p>
+      <w:r>
+        <w:br w:type="page"/>
+      </w:r>
+    </w:p>
+    <w:p>
+      <w:pPr>
+        <w:pStyle w:val="Heading1"/>
+      </w:pPr>
+      <w:r>
+        <w:t>Section 7: Risk Register &amp; Mitigations</w:t>
+      </w:r>
+    </w:p>
+    <w:p>
+      <w:r>
+        <w:t>Explains referral bonus tiers, eligible roles, and the payout schedule tied to new hire retention milestones. Section 7 (Risk Register &amp; Mitigations) applies to Recruiting and Onboarding within HR Knowledge Hub and is maintained by Priya Natarajan. Catalogs operational, compliance, and delivery risks alongside preventive mitigations.</w:t>
+      </w:r>
+    </w:p>
+    <w:p>
+      <w:r>
+        <w:t>Operational requirement 7.1: Referrals are ineligible for roles the referrer's own manager is hiring for. Secondary control 7.2: Program performance is reviewed quarterly against overall sourcing mix.</w:t>
+      </w:r>
+    </w:p>
+    <w:p>
+      <w:pPr>
+        <w:pStyle w:val="ListBullet"/>
+      </w:pPr>
+      <w:r>
+        <w:t>Referrals are ineligible for roles the referrer's own manager is hiring for.</w:t>
+      </w:r>
+    </w:p>
+    <w:p>
+      <w:pPr>
+        <w:pStyle w:val="ListBullet"/>
+      </w:pPr>
+      <w:r>
+        <w:t>Program performance is reviewed quarterly against overall sourcing mix.</w:t>
+      </w:r>
+    </w:p>
+    <w:p>
+      <w:pPr>
+        <w:pStyle w:val="ListBullet"/>
+      </w:pPr>
+      <w:r>
+        <w:t>Section 7 review cadence is tracked by Priya Natarajan under Recruiting and Onboarding governance.</w:t>
+      </w:r>
+    </w:p>
+    <w:tbl>
+      <w:tblPr>
+        <w:tblStyle w:val="LightGrid-Accent1"/>
+        <w:tblW w:type="auto" w:w="0"/>
+        <w:tblLook w:firstColumn="1" w:firstRow="1" w:lastColumn="0" w:lastRow="0" w:noHBand="0" w:noVBand="1" w:val="04A0"/>
+      </w:tblPr>
+      <w:tblGrid>
+        <w:gridCol w:w="2160"/>
+        <w:gridCol w:w="2160"/>
+        <w:gridCol w:w="2160"/>
+        <w:gridCol w:w="2160"/>
+      </w:tblGrid>
+      <w:tr>
+        <w:tc>
+          <w:tcPr>
+            <w:tcW w:type="dxa" w:w="2160"/>
+          </w:tcPr>
+          <w:p>
+            <w:r>
+              <w:rPr>
+                <w:b/>
+              </w:rPr>
+              <w:t>Control Area</w:t>
+            </w:r>
+          </w:p>
+        </w:tc>
+        <w:tc>
+          <w:tcPr>
+            <w:tcW w:type="dxa" w:w="2160"/>
+          </w:tcPr>
+          <w:p>
+            <w:r>
+              <w:rPr>
+                <w:b/>
+              </w:rPr>
+              <w:t>Owner</w:t>
+            </w:r>
+          </w:p>
+        </w:tc>
+        <w:tc>
+          <w:tcPr>
+            <w:tcW w:type="dxa" w:w="2160"/>
+          </w:tcPr>
+          <w:p>
+            <w:r>
+              <w:rPr>
+                <w:b/>
+              </w:rPr>
+              <w:t>Target SLA</w:t>
+            </w:r>
+          </w:p>
+        </w:tc>
+        <w:tc>
+          <w:tcPr>
+            <w:tcW w:type="dxa" w:w="2160"/>
+          </w:tcPr>
+          <w:p>
+            <w:r>
+              <w:rPr>
+                <w:b/>
+              </w:rPr>
+              <w:t>Verification Status</w:t>
+            </w:r>
+          </w:p>
+        </w:tc>
+      </w:tr>
+      <w:tr>
+        <w:tc>
+          <w:tcPr>
+            <w:tcW w:type="dxa" w:w="2160"/>
+          </w:tcPr>
+          <w:p>
+            <w:r>
+              <w:t>Recruiting and Onboarding</w:t>
+            </w:r>
+          </w:p>
+        </w:tc>
+        <w:tc>
+          <w:tcPr>
+            <w:tcW w:type="dxa" w:w="2160"/>
+          </w:tcPr>
+          <w:p>
+            <w:r>
+              <w:t>Priya Natarajan</w:t>
+            </w:r>
+          </w:p>
+        </w:tc>
+        <w:tc>
+          <w:tcPr>
+            <w:tcW w:type="dxa" w:w="2160"/>
+          </w:tcPr>
+          <w:p>
+            <w:r>
+              <w:t>5 business days</w:t>
+            </w:r>
+          </w:p>
+        </w:tc>
+        <w:tc>
+          <w:tcPr>
+            <w:tcW w:type="dxa" w:w="2160"/>
+          </w:tcPr>
+          <w:p>
+            <w:r>
+              <w:t>Verified</w:t>
+            </w:r>
+          </w:p>
+        </w:tc>
+      </w:tr>
+      <w:tr>
+        <w:tc>
+          <w:tcPr>
+            <w:tcW w:type="dxa" w:w="2160"/>
+          </w:tcPr>
+          <w:p>
+            <w:r>
+              <w:t>Employee Referral Program Gu Gate 1</w:t>
+            </w:r>
+          </w:p>
+        </w:tc>
+        <w:tc>
+          <w:tcPr>
+            <w:tcW w:type="dxa" w:w="2160"/>
+          </w:tcPr>
+          <w:p>
+            <w:r>
+              <w:t>Priya Natarajan</w:t>
+            </w:r>
+          </w:p>
+        </w:tc>
+        <w:tc>
+          <w:tcPr>
+            <w:tcW w:type="dxa" w:w="2160"/>
+          </w:tcPr>
+          <w:p>
+            <w:r>
+              <w:t>3 business days</w:t>
+            </w:r>
+          </w:p>
+        </w:tc>
+        <w:tc>
+          <w:tcPr>
+            <w:tcW w:type="dxa" w:w="2160"/>
+          </w:tcPr>
+          <w:p>
+            <w:r>
+              <w:t>Active</w:t>
+            </w:r>
+          </w:p>
+        </w:tc>
+      </w:tr>
+      <w:tr>
+        <w:tc>
+          <w:tcPr>
+            <w:tcW w:type="dxa" w:w="2160"/>
+          </w:tcPr>
+          <w:p>
+            <w:r>
+              <w:t>Employee Referral Program Gu Gate 2</w:t>
+            </w:r>
+          </w:p>
+        </w:tc>
+        <w:tc>
+          <w:tcPr>
+            <w:tcW w:type="dxa" w:w="2160"/>
+          </w:tcPr>
+          <w:p>
+            <w:r>
+              <w:t>Priya Natarajan</w:t>
+            </w:r>
+          </w:p>
+        </w:tc>
+        <w:tc>
+          <w:tcPr>
+            <w:tcW w:type="dxa" w:w="2160"/>
+          </w:tcPr>
+          <w:p>
+            <w:r>
+              <w:t>10 business days</w:t>
+            </w:r>
+          </w:p>
+        </w:tc>
+        <w:tc>
+          <w:tcPr>
+            <w:tcW w:type="dxa" w:w="2160"/>
+          </w:tcPr>
+          <w:p>
+            <w:r>
+              <w:t>Monitored</w:t>
+            </w:r>
+          </w:p>
+        </w:tc>
+      </w:tr>
+      <w:tr>
+        <w:tc>
+          <w:tcPr>
+            <w:tcW w:type="dxa" w:w="2160"/>
+          </w:tcPr>
+          <w:p>
+            <w:r>
+              <w:t>Sec-7</w:t>
+            </w:r>
+          </w:p>
+        </w:tc>
+        <w:tc>
+          <w:tcPr>
+            <w:tcW w:type="dxa" w:w="2160"/>
+          </w:tcPr>
+          <w:p>
+            <w:r>
+              <w:t>Priya Natarajan</w:t>
+            </w:r>
+          </w:p>
+        </w:tc>
+        <w:tc>
+          <w:tcPr>
+            <w:tcW w:type="dxa" w:w="2160"/>
+          </w:tcPr>
+          <w:p>
+            <w:r>
+              <w:t>5 business days</w:t>
+            </w:r>
+          </w:p>
+        </w:tc>
+        <w:tc>
+          <w:tcPr>
+            <w:tcW w:type="dxa" w:w="2160"/>
+          </w:tcPr>
+          <w:p>
+            <w:r>
+              <w:t>Stage 7 Verified</w:t>
+            </w:r>
+          </w:p>
+        </w:tc>
+      </w:tr>
+    </w:tbl>
+    <w:p>
+      <w:r>
+        <w:rPr>
+          <w:color w:val="808080"/>
+          <w:sz w:val="16"/>
+        </w:rPr>
+        <w:t>Page 7 of 12 | HR Knowledge Hub | Recruiting and Onboarding | SharePoint Online</w:t>
+      </w:r>
+    </w:p>
+    <w:p>
+      <w:r>
+        <w:br w:type="page"/>
+      </w:r>
+    </w:p>
+    <w:p>
+      <w:pPr>
+        <w:pStyle w:val="Heading1"/>
+      </w:pPr>
+      <w:r>
+        <w:t>Section 8: Quality Assurance &amp; Audits</w:t>
+      </w:r>
+    </w:p>
+    <w:p>
+      <w:r>
+        <w:t>Explains referral bonus tiers, eligible roles, and the payout schedule tied to new hire retention milestones. Section 8 (Quality Assurance &amp; Audits) applies to Recruiting and Onboarding within HR Knowledge Hub and is maintained by Priya Natarajan. Specifies sampling frequencies, inspection tolerances, and nonconformance workflows.</w:t>
+      </w:r>
+    </w:p>
+    <w:p>
+      <w:r>
+        <w:t>Operational requirement 8.1: Program performance is reviewed quarterly against overall sourcing mix. Secondary control 8.2: Standard roles pay a $2,000 referral bonus; hard-to-fill engineering roles pay $4,000.</w:t>
+      </w:r>
+    </w:p>
+    <w:p>
+      <w:pPr>
+        <w:pStyle w:val="ListBullet"/>
+      </w:pPr>
+      <w:r>
+        <w:t>Program performance is reviewed quarterly against overall sourcing mix.</w:t>
+      </w:r>
+    </w:p>
+    <w:p>
+      <w:pPr>
+        <w:pStyle w:val="ListBullet"/>
+      </w:pPr>
+      <w:r>
+        <w:t>Standard roles pay a $2,000 referral bonus; hard-to-fill engineering roles pay $4,000.</w:t>
+      </w:r>
+    </w:p>
+    <w:p>
+      <w:pPr>
+        <w:pStyle w:val="ListBullet"/>
+      </w:pPr>
+      <w:r>
+        <w:t>Section 8 review cadence is tracked by Priya Natarajan under Recruiting and Onboarding governance.</w:t>
+      </w:r>
+    </w:p>
+    <w:tbl>
+      <w:tblPr>
+        <w:tblStyle w:val="LightGrid-Accent1"/>
+        <w:tblW w:type="auto" w:w="0"/>
+        <w:tblLook w:firstColumn="1" w:firstRow="1" w:lastColumn="0" w:lastRow="0" w:noHBand="0" w:noVBand="1" w:val="04A0"/>
+      </w:tblPr>
+      <w:tblGrid>
+        <w:gridCol w:w="2160"/>
+        <w:gridCol w:w="2160"/>
+        <w:gridCol w:w="2160"/>
+        <w:gridCol w:w="2160"/>
+      </w:tblGrid>
+      <w:tr>
+        <w:tc>
+          <w:tcPr>
+            <w:tcW w:type="dxa" w:w="2160"/>
+          </w:tcPr>
+          <w:p>
+            <w:r>
+              <w:rPr>
+                <w:b/>
+              </w:rPr>
+              <w:t>Control Area</w:t>
+            </w:r>
+          </w:p>
+        </w:tc>
+        <w:tc>
+          <w:tcPr>
+            <w:tcW w:type="dxa" w:w="2160"/>
+          </w:tcPr>
+          <w:p>
+            <w:r>
+              <w:rPr>
+                <w:b/>
+              </w:rPr>
+              <w:t>Owner</w:t>
+            </w:r>
+          </w:p>
+        </w:tc>
+        <w:tc>
+          <w:tcPr>
+            <w:tcW w:type="dxa" w:w="2160"/>
+          </w:tcPr>
+          <w:p>
+            <w:r>
+              <w:rPr>
+                <w:b/>
+              </w:rPr>
+              <w:t>Target SLA</w:t>
+            </w:r>
+          </w:p>
+        </w:tc>
+        <w:tc>
+          <w:tcPr>
+            <w:tcW w:type="dxa" w:w="2160"/>
+          </w:tcPr>
+          <w:p>
+            <w:r>
+              <w:rPr>
+                <w:b/>
+              </w:rPr>
+              <w:t>Verification Status</w:t>
+            </w:r>
+          </w:p>
+        </w:tc>
+      </w:tr>
+      <w:tr>
+        <w:tc>
+          <w:tcPr>
+            <w:tcW w:type="dxa" w:w="2160"/>
+          </w:tcPr>
+          <w:p>
+            <w:r>
+              <w:t>Recruiting and Onboarding</w:t>
+            </w:r>
+          </w:p>
+        </w:tc>
+        <w:tc>
+          <w:tcPr>
+            <w:tcW w:type="dxa" w:w="2160"/>
+          </w:tcPr>
+          <w:p>
+            <w:r>
+              <w:t>Priya Natarajan</w:t>
+            </w:r>
+          </w:p>
+        </w:tc>
+        <w:tc>
+          <w:tcPr>
+            <w:tcW w:type="dxa" w:w="2160"/>
+          </w:tcPr>
+          <w:p>
+            <w:r>
+              <w:t>5 business days</w:t>
+            </w:r>
+          </w:p>
+        </w:tc>
+        <w:tc>
+          <w:tcPr>
+            <w:tcW w:type="dxa" w:w="2160"/>
+          </w:tcPr>
+          <w:p>
+            <w:r>
+              <w:t>Verified</w:t>
+            </w:r>
+          </w:p>
+        </w:tc>
+      </w:tr>
+      <w:tr>
+        <w:tc>
+          <w:tcPr>
+            <w:tcW w:type="dxa" w:w="2160"/>
+          </w:tcPr>
+          <w:p>
+            <w:r>
+              <w:t>Employee Referral Program Gu Gate 1</w:t>
+            </w:r>
+          </w:p>
+        </w:tc>
+        <w:tc>
+          <w:tcPr>
+            <w:tcW w:type="dxa" w:w="2160"/>
+          </w:tcPr>
+          <w:p>
+            <w:r>
+              <w:t>Priya Natarajan</w:t>
+            </w:r>
+          </w:p>
+        </w:tc>
+        <w:tc>
+          <w:tcPr>
+            <w:tcW w:type="dxa" w:w="2160"/>
+          </w:tcPr>
+          <w:p>
+            <w:r>
+              <w:t>3 business days</w:t>
+            </w:r>
+          </w:p>
+        </w:tc>
+        <w:tc>
+          <w:tcPr>
+            <w:tcW w:type="dxa" w:w="2160"/>
+          </w:tcPr>
+          <w:p>
+            <w:r>
+              <w:t>Active</w:t>
+            </w:r>
+          </w:p>
+        </w:tc>
+      </w:tr>
+      <w:tr>
+        <w:tc>
+          <w:tcPr>
+            <w:tcW w:type="dxa" w:w="2160"/>
+          </w:tcPr>
+          <w:p>
+            <w:r>
+              <w:t>Employee Referral Program Gu Gate 2</w:t>
+            </w:r>
+          </w:p>
+        </w:tc>
+        <w:tc>
+          <w:tcPr>
+            <w:tcW w:type="dxa" w:w="2160"/>
+          </w:tcPr>
+          <w:p>
+            <w:r>
+              <w:t>Priya Natarajan</w:t>
+            </w:r>
+          </w:p>
+        </w:tc>
+        <w:tc>
+          <w:tcPr>
+            <w:tcW w:type="dxa" w:w="2160"/>
+          </w:tcPr>
+          <w:p>
+            <w:r>
+              <w:t>10 business days</w:t>
+            </w:r>
+          </w:p>
+        </w:tc>
+        <w:tc>
+          <w:tcPr>
+            <w:tcW w:type="dxa" w:w="2160"/>
+          </w:tcPr>
+          <w:p>
+            <w:r>
+              <w:t>Monitored</w:t>
+            </w:r>
+          </w:p>
+        </w:tc>
+      </w:tr>
+      <w:tr>
+        <w:tc>
+          <w:tcPr>
+            <w:tcW w:type="dxa" w:w="2160"/>
+          </w:tcPr>
+          <w:p>
+            <w:r>
+              <w:t>Sec-8</w:t>
+            </w:r>
+          </w:p>
+        </w:tc>
+        <w:tc>
+          <w:tcPr>
+            <w:tcW w:type="dxa" w:w="2160"/>
+          </w:tcPr>
+          <w:p>
+            <w:r>
+              <w:t>Priya Natarajan</w:t>
+            </w:r>
+          </w:p>
+        </w:tc>
+        <w:tc>
+          <w:tcPr>
+            <w:tcW w:type="dxa" w:w="2160"/>
+          </w:tcPr>
+          <w:p>
+            <w:r>
+              <w:t>3 business days</w:t>
+            </w:r>
+          </w:p>
+        </w:tc>
+        <w:tc>
+          <w:tcPr>
+            <w:tcW w:type="dxa" w:w="2160"/>
+          </w:tcPr>
+          <w:p>
+            <w:r>
+              <w:t>Stage 8 Verified</w:t>
+            </w:r>
+          </w:p>
+        </w:tc>
+      </w:tr>
+    </w:tbl>
+    <w:p>
+      <w:r>
+        <w:drawing>
+          <wp:inline xmlns:a="http://schemas.openxmlformats.org/drawingml/2006/main" xmlns:pic="http://schemas.openxmlformats.org/drawingml/2006/picture">
+            <wp:extent cx="5303520" cy="1744579"/>
+            <wp:docPr id="4" name="Picture 4"/>
+            <wp:cNvGraphicFramePr>
+              <a:graphicFrameLocks noChangeAspect="1"/>
+            </wp:cNvGraphicFramePr>
+            <a:graphic>
+              <a:graphicData uri="http://schemas.openxmlformats.org/drawingml/2006/picture">
+                <pic:pic>
+                  <pic:nvPicPr>
+                    <pic:cNvPr id="0" name="image.png"/>
+                    <pic:cNvPicPr/>
+                  </pic:nvPicPr>
+                  <pic:blipFill>
+                    <a:blip r:embed="rId10"/>
+                    <a:stretch>
+                      <a:fillRect/>
+                    </a:stretch>
+                  </pic:blipFill>
+                  <pic:spPr>
+                    <a:xfrm>
+                      <a:off x="0" y="0"/>
+                      <a:ext cx="5303520" cy="1744579"/>
+                    </a:xfrm>
+                    <a:prstGeom prst="rect"/>
+                  </pic:spPr>
+                </pic:pic>
+              </a:graphicData>
+            </a:graphic>
+          </wp:inline>
+        </w:drawing>
+      </w:r>
+    </w:p>
+    <w:p>
+      <w:r>
+        <w:rPr>
+          <w:color w:val="808080"/>
+          <w:sz w:val="16"/>
+        </w:rPr>
+        <w:t>Page 8 of 12 | HR Knowledge Hub | Recruiting and Onboarding | SharePoint Online</w:t>
+      </w:r>
+    </w:p>
+    <w:p>
+      <w:r>
+        <w:br w:type="page"/>
+      </w:r>
+    </w:p>
+    <w:p>
+      <w:pPr>
+        <w:pStyle w:val="Heading1"/>
+      </w:pPr>
+      <w:r>
+        <w:t>Section 9: Exception Handling &amp; Escalations</w:t>
+      </w:r>
+    </w:p>
+    <w:p>
+      <w:r>
+        <w:t>Explains referral bonus tiers, eligible roles, and the payout schedule tied to new hire retention milestones. Section 9 (Exception Handling &amp; Escalations) applies to Recruiting and Onboarding within HR Knowledge Hub and is maintained by Priya Natarajan. Outlines severity tiers, response SLAs, and cross-functional escalation paths.</w:t>
+      </w:r>
+    </w:p>
+    <w:p>
+      <w:r>
+        <w:t>Operational requirement 9.1: Standard roles pay a $2,000 referral bonus; hard-to-fill engineering roles pay $4,000. Secondary control 9.2: Half of the bonus is paid at hire and half after the referred employee's 90-day mark.</w:t>
+      </w:r>
+    </w:p>
+    <w:p>
+      <w:pPr>
+        <w:pStyle w:val="ListBullet"/>
+      </w:pPr>
+      <w:r>
+        <w:t>Standard roles pay a $2,000 referral bonus; hard-to-fill engineering roles pay $4,000.</w:t>
+      </w:r>
+    </w:p>
+    <w:p>
+      <w:pPr>
+        <w:pStyle w:val="ListBullet"/>
+      </w:pPr>
+      <w:r>
+        <w:t>Half of the bonus is paid at hire and half after the referred employee's 90-day mark.</w:t>
+      </w:r>
+    </w:p>
+    <w:p>
+      <w:pPr>
+        <w:pStyle w:val="ListBullet"/>
+      </w:pPr>
+      <w:r>
+        <w:t>Section 9 review cadence is tracked by Priya Natarajan under Recruiting and Onboarding governance.</w:t>
+      </w:r>
+    </w:p>
+    <w:tbl>
+      <w:tblPr>
+        <w:tblStyle w:val="LightGrid-Accent1"/>
+        <w:tblW w:type="auto" w:w="0"/>
+        <w:tblLook w:firstColumn="1" w:firstRow="1" w:lastColumn="0" w:lastRow="0" w:noHBand="0" w:noVBand="1" w:val="04A0"/>
+      </w:tblPr>
+      <w:tblGrid>
+        <w:gridCol w:w="2160"/>
+        <w:gridCol w:w="2160"/>
+        <w:gridCol w:w="2160"/>
+        <w:gridCol w:w="2160"/>
+      </w:tblGrid>
+      <w:tr>
+        <w:tc>
+          <w:tcPr>
+            <w:tcW w:type="dxa" w:w="2160"/>
+          </w:tcPr>
+          <w:p>
+            <w:r>
+              <w:rPr>
+                <w:b/>
+              </w:rPr>
+              <w:t>Control Area</w:t>
+            </w:r>
+          </w:p>
+        </w:tc>
+        <w:tc>
+          <w:tcPr>
+            <w:tcW w:type="dxa" w:w="2160"/>
+          </w:tcPr>
+          <w:p>
+            <w:r>
+              <w:rPr>
+                <w:b/>
+              </w:rPr>
+              <w:t>Owner</w:t>
+            </w:r>
+          </w:p>
+        </w:tc>
+        <w:tc>
+          <w:tcPr>
+            <w:tcW w:type="dxa" w:w="2160"/>
+          </w:tcPr>
+          <w:p>
+            <w:r>
+              <w:rPr>
+                <w:b/>
+              </w:rPr>
+              <w:t>Target SLA</w:t>
+            </w:r>
+          </w:p>
+        </w:tc>
+        <w:tc>
+          <w:tcPr>
+            <w:tcW w:type="dxa" w:w="2160"/>
+          </w:tcPr>
+          <w:p>
+            <w:r>
+              <w:rPr>
+                <w:b/>
+              </w:rPr>
+              <w:t>Verification Status</w:t>
+            </w:r>
+          </w:p>
+        </w:tc>
+      </w:tr>
+      <w:tr>
+        <w:tc>
+          <w:tcPr>
+            <w:tcW w:type="dxa" w:w="2160"/>
+          </w:tcPr>
+          <w:p>
+            <w:r>
+              <w:t>Recruiting and Onboarding</w:t>
+            </w:r>
+          </w:p>
+        </w:tc>
+        <w:tc>
+          <w:tcPr>
+            <w:tcW w:type="dxa" w:w="2160"/>
+          </w:tcPr>
+          <w:p>
+            <w:r>
+              <w:t>Priya Natarajan</w:t>
+            </w:r>
+          </w:p>
+        </w:tc>
+        <w:tc>
+          <w:tcPr>
+            <w:tcW w:type="dxa" w:w="2160"/>
+          </w:tcPr>
+          <w:p>
+            <w:r>
+              <w:t>5 business days</w:t>
+            </w:r>
+          </w:p>
+        </w:tc>
+        <w:tc>
+          <w:tcPr>
+            <w:tcW w:type="dxa" w:w="2160"/>
+          </w:tcPr>
+          <w:p>
+            <w:r>
+              <w:t>Verified</w:t>
+            </w:r>
+          </w:p>
+        </w:tc>
+      </w:tr>
+      <w:tr>
+        <w:tc>
+          <w:tcPr>
+            <w:tcW w:type="dxa" w:w="2160"/>
+          </w:tcPr>
+          <w:p>
+            <w:r>
+              <w:t>Employee Referral Program Gu Gate 1</w:t>
+            </w:r>
+          </w:p>
+        </w:tc>
+        <w:tc>
+          <w:tcPr>
+            <w:tcW w:type="dxa" w:w="2160"/>
+          </w:tcPr>
+          <w:p>
+            <w:r>
+              <w:t>Priya Natarajan</w:t>
+            </w:r>
+          </w:p>
+        </w:tc>
+        <w:tc>
+          <w:tcPr>
+            <w:tcW w:type="dxa" w:w="2160"/>
+          </w:tcPr>
+          <w:p>
+            <w:r>
+              <w:t>3 business days</w:t>
+            </w:r>
+          </w:p>
+        </w:tc>
+        <w:tc>
+          <w:tcPr>
+            <w:tcW w:type="dxa" w:w="2160"/>
+          </w:tcPr>
+          <w:p>
+            <w:r>
+              <w:t>Active</w:t>
+            </w:r>
+          </w:p>
+        </w:tc>
+      </w:tr>
+      <w:tr>
+        <w:tc>
+          <w:tcPr>
+            <w:tcW w:type="dxa" w:w="2160"/>
+          </w:tcPr>
+          <w:p>
+            <w:r>
+              <w:t>Employee Referral Program Gu Gate 2</w:t>
+            </w:r>
+          </w:p>
+        </w:tc>
+        <w:tc>
+          <w:tcPr>
+            <w:tcW w:type="dxa" w:w="2160"/>
+          </w:tcPr>
+          <w:p>
+            <w:r>
+              <w:t>Priya Natarajan</w:t>
+            </w:r>
+          </w:p>
+        </w:tc>
+        <w:tc>
+          <w:tcPr>
+            <w:tcW w:type="dxa" w:w="2160"/>
+          </w:tcPr>
+          <w:p>
+            <w:r>
+              <w:t>10 business days</w:t>
+            </w:r>
+          </w:p>
+        </w:tc>
+        <w:tc>
+          <w:tcPr>
+            <w:tcW w:type="dxa" w:w="2160"/>
+          </w:tcPr>
+          <w:p>
+            <w:r>
+              <w:t>Monitored</w:t>
+            </w:r>
+          </w:p>
+        </w:tc>
+      </w:tr>
+      <w:tr>
+        <w:tc>
+          <w:tcPr>
+            <w:tcW w:type="dxa" w:w="2160"/>
+          </w:tcPr>
+          <w:p>
+            <w:r>
+              <w:t>Sec-9</w:t>
+            </w:r>
+          </w:p>
+        </w:tc>
+        <w:tc>
+          <w:tcPr>
+            <w:tcW w:type="dxa" w:w="2160"/>
+          </w:tcPr>
+          <w:p>
+            <w:r>
+              <w:t>Priya Natarajan</w:t>
+            </w:r>
+          </w:p>
+        </w:tc>
+        <w:tc>
+          <w:tcPr>
+            <w:tcW w:type="dxa" w:w="2160"/>
+          </w:tcPr>
+          <w:p>
+            <w:r>
+              <w:t>10 business days</w:t>
+            </w:r>
+          </w:p>
+        </w:tc>
+        <w:tc>
+          <w:tcPr>
+            <w:tcW w:type="dxa" w:w="2160"/>
+          </w:tcPr>
+          <w:p>
+            <w:r>
+              <w:t>Stage 9 Verified</w:t>
+            </w:r>
+          </w:p>
+        </w:tc>
+      </w:tr>
+    </w:tbl>
+    <w:p>
+      <w:r>
+        <w:drawing>
+          <wp:inline xmlns:a="http://schemas.openxmlformats.org/drawingml/2006/main" xmlns:pic="http://schemas.openxmlformats.org/drawingml/2006/picture">
+            <wp:extent cx="5303520" cy="1744579"/>
+            <wp:docPr id="5" name="Picture 5"/>
+            <wp:cNvGraphicFramePr>
+              <a:graphicFrameLocks noChangeAspect="1"/>
+            </wp:cNvGraphicFramePr>
+            <a:graphic>
+              <a:graphicData uri="http://schemas.openxmlformats.org/drawingml/2006/picture">
+                <pic:pic>
+                  <pic:nvPicPr>
+                    <pic:cNvPr id="0" name="image.png"/>
+                    <pic:cNvPicPr/>
+                  </pic:nvPicPr>
+                  <pic:blipFill>
+                    <a:blip r:embed="rId9"/>
+                    <a:stretch>
+                      <a:fillRect/>
+                    </a:stretch>
+                  </pic:blipFill>
+                  <pic:spPr>
+                    <a:xfrm>
+                      <a:off x="0" y="0"/>
+                      <a:ext cx="5303520" cy="1744579"/>
+                    </a:xfrm>
+                    <a:prstGeom prst="rect"/>
+                  </pic:spPr>
+                </pic:pic>
+              </a:graphicData>
+            </a:graphic>
+          </wp:inline>
+        </w:drawing>
+      </w:r>
+    </w:p>
+    <w:p>
+      <w:r>
+        <w:rPr>
+          <w:color w:val="808080"/>
+          <w:sz w:val="16"/>
+        </w:rPr>
+        <w:t>Page 9 of 12 | HR Knowledge Hub | Recruiting and Onboarding | SharePoint Online</w:t>
+      </w:r>
+    </w:p>
+    <w:p>
+      <w:r>
+        <w:br w:type="page"/>
+      </w:r>
+    </w:p>
+    <w:p>
+      <w:pPr>
+        <w:pStyle w:val="Heading1"/>
+      </w:pPr>
+      <w:r>
+        <w:t>Section 10: Cross-Functional Dependencies</w:t>
+      </w:r>
+    </w:p>
+    <w:p>
+      <w:r>
+        <w:t>Explains referral bonus tiers, eligible roles, and the payout schedule tied to new hire retention milestones. Section 10 (Cross-Functional Dependencies) applies to Recruiting and Onboarding within HR Knowledge Hub and is maintained by Priya Natarajan. Documents upstream and downstream team dependencies and service-level commitments.</w:t>
+      </w:r>
+    </w:p>
+    <w:p>
+      <w:r>
+        <w:t>Operational requirement 10.1: Half of the bonus is paid at hire and half after the referred employee's 90-day mark. Secondary control 10.2: Referrals are ineligible for roles the referrer's own manager is hiring for.</w:t>
+      </w:r>
+    </w:p>
+    <w:p>
+      <w:pPr>
+        <w:pStyle w:val="ListBullet"/>
+      </w:pPr>
+      <w:r>
+        <w:t>Half of the bonus is paid at hire and half after the referred employee's 90-day mark.</w:t>
+      </w:r>
+    </w:p>
+    <w:p>
+      <w:pPr>
+        <w:pStyle w:val="ListBullet"/>
+      </w:pPr>
+      <w:r>
+        <w:t>Referrals are ineligible for roles the referrer's own manager is hiring for.</w:t>
+      </w:r>
+    </w:p>
+    <w:p>
+      <w:pPr>
+        <w:pStyle w:val="ListBullet"/>
+      </w:pPr>
+      <w:r>
+        <w:t>Section 10 review cadence is tracked by Priya Natarajan under Recruiting and Onboarding governance.</w:t>
+      </w:r>
+    </w:p>
+    <w:tbl>
+      <w:tblPr>
+        <w:tblStyle w:val="LightGrid-Accent1"/>
+        <w:tblW w:type="auto" w:w="0"/>
+        <w:tblLook w:firstColumn="1" w:firstRow="1" w:lastColumn="0" w:lastRow="0" w:noHBand="0" w:noVBand="1" w:val="04A0"/>
+      </w:tblPr>
+      <w:tblGrid>
+        <w:gridCol w:w="2160"/>
+        <w:gridCol w:w="2160"/>
+        <w:gridCol w:w="2160"/>
+        <w:gridCol w:w="2160"/>
+      </w:tblGrid>
+      <w:tr>
+        <w:tc>
+          <w:tcPr>
+            <w:tcW w:type="dxa" w:w="2160"/>
+          </w:tcPr>
+          <w:p>
+            <w:r>
+              <w:rPr>
+                <w:b/>
+              </w:rPr>
+              <w:t>Control Area</w:t>
+            </w:r>
+          </w:p>
+        </w:tc>
+        <w:tc>
+          <w:tcPr>
+            <w:tcW w:type="dxa" w:w="2160"/>
+          </w:tcPr>
+          <w:p>
+            <w:r>
+              <w:rPr>
+                <w:b/>
+              </w:rPr>
+              <w:t>Owner</w:t>
+            </w:r>
+          </w:p>
+        </w:tc>
+        <w:tc>
+          <w:tcPr>
+            <w:tcW w:type="dxa" w:w="2160"/>
+          </w:tcPr>
+          <w:p>
+            <w:r>
+              <w:rPr>
+                <w:b/>
+              </w:rPr>
+              <w:t>Target SLA</w:t>
+            </w:r>
+          </w:p>
+        </w:tc>
+        <w:tc>
+          <w:tcPr>
+            <w:tcW w:type="dxa" w:w="2160"/>
+          </w:tcPr>
+          <w:p>
+            <w:r>
+              <w:rPr>
+                <w:b/>
+              </w:rPr>
+              <w:t>Verification Status</w:t>
+            </w:r>
+          </w:p>
+        </w:tc>
+      </w:tr>
+      <w:tr>
+        <w:tc>
+          <w:tcPr>
+            <w:tcW w:type="dxa" w:w="2160"/>
+          </w:tcPr>
+          <w:p>
+            <w:r>
+              <w:t>Recruiting and Onboarding</w:t>
+            </w:r>
+          </w:p>
+        </w:tc>
+        <w:tc>
+          <w:tcPr>
+            <w:tcW w:type="dxa" w:w="2160"/>
+          </w:tcPr>
+          <w:p>
+            <w:r>
+              <w:t>Priya Natarajan</w:t>
+            </w:r>
+          </w:p>
+        </w:tc>
+        <w:tc>
+          <w:tcPr>
+            <w:tcW w:type="dxa" w:w="2160"/>
+          </w:tcPr>
+          <w:p>
+            <w:r>
+              <w:t>5 business days</w:t>
+            </w:r>
+          </w:p>
+        </w:tc>
+        <w:tc>
+          <w:tcPr>
+            <w:tcW w:type="dxa" w:w="2160"/>
+          </w:tcPr>
+          <w:p>
+            <w:r>
+              <w:t>Verified</w:t>
+            </w:r>
+          </w:p>
+        </w:tc>
+      </w:tr>
+      <w:tr>
+        <w:tc>
+          <w:tcPr>
+            <w:tcW w:type="dxa" w:w="2160"/>
+          </w:tcPr>
+          <w:p>
+            <w:r>
+              <w:t>Employee Referral Program Gu Gate 1</w:t>
+            </w:r>
+          </w:p>
+        </w:tc>
+        <w:tc>
+          <w:tcPr>
+            <w:tcW w:type="dxa" w:w="2160"/>
+          </w:tcPr>
+          <w:p>
+            <w:r>
+              <w:t>Priya Natarajan</w:t>
+            </w:r>
+          </w:p>
+        </w:tc>
+        <w:tc>
+          <w:tcPr>
+            <w:tcW w:type="dxa" w:w="2160"/>
+          </w:tcPr>
+          <w:p>
+            <w:r>
+              <w:t>3 business days</w:t>
+            </w:r>
+          </w:p>
+        </w:tc>
+        <w:tc>
+          <w:tcPr>
+            <w:tcW w:type="dxa" w:w="2160"/>
+          </w:tcPr>
+          <w:p>
+            <w:r>
+              <w:t>Active</w:t>
+            </w:r>
+          </w:p>
+        </w:tc>
+      </w:tr>
+      <w:tr>
+        <w:tc>
+          <w:tcPr>
+            <w:tcW w:type="dxa" w:w="2160"/>
+          </w:tcPr>
+          <w:p>
+            <w:r>
+              <w:t>Employee Referral Program Gu Gate 2</w:t>
+            </w:r>
+          </w:p>
+        </w:tc>
+        <w:tc>
+          <w:tcPr>
+            <w:tcW w:type="dxa" w:w="2160"/>
+          </w:tcPr>
+          <w:p>
+            <w:r>
+              <w:t>Priya Natarajan</w:t>
+            </w:r>
+          </w:p>
+        </w:tc>
+        <w:tc>
+          <w:tcPr>
+            <w:tcW w:type="dxa" w:w="2160"/>
+          </w:tcPr>
+          <w:p>
+            <w:r>
+              <w:t>10 business days</w:t>
+            </w:r>
+          </w:p>
+        </w:tc>
+        <w:tc>
+          <w:tcPr>
+            <w:tcW w:type="dxa" w:w="2160"/>
+          </w:tcPr>
+          <w:p>
+            <w:r>
+              <w:t>Monitored</w:t>
+            </w:r>
+          </w:p>
+        </w:tc>
+      </w:tr>
+      <w:tr>
+        <w:tc>
+          <w:tcPr>
+            <w:tcW w:type="dxa" w:w="2160"/>
+          </w:tcPr>
+          <w:p>
+            <w:r>
+              <w:t>Sec-10</w:t>
+            </w:r>
+          </w:p>
+        </w:tc>
+        <w:tc>
+          <w:tcPr>
+            <w:tcW w:type="dxa" w:w="2160"/>
+          </w:tcPr>
+          <w:p>
+            <w:r>
+              <w:t>Priya Natarajan</w:t>
+            </w:r>
+          </w:p>
+        </w:tc>
+        <w:tc>
+          <w:tcPr>
+            <w:tcW w:type="dxa" w:w="2160"/>
+          </w:tcPr>
+          <w:p>
+            <w:r>
+              <w:t>5 business days</w:t>
+            </w:r>
+          </w:p>
+        </w:tc>
+        <w:tc>
+          <w:tcPr>
+            <w:tcW w:type="dxa" w:w="2160"/>
+          </w:tcPr>
+          <w:p>
+            <w:r>
+              <w:t>Stage 10 Verified</w:t>
+            </w:r>
+          </w:p>
+        </w:tc>
+      </w:tr>
+    </w:tbl>
+    <w:p>
+      <w:r>
+        <w:rPr>
+          <w:color w:val="808080"/>
+          <w:sz w:val="16"/>
+        </w:rPr>
+        <w:t>Page 10 of 12 | HR Knowledge Hub | Recruiting and Onboarding | SharePoint Online</w:t>
+      </w:r>
+    </w:p>
+    <w:p>
+      <w:r>
+        <w:br w:type="page"/>
+      </w:r>
+    </w:p>
+    <w:p>
+      <w:pPr>
+        <w:pStyle w:val="Heading1"/>
+      </w:pPr>
+      <w:r>
+        <w:t>Section 11: Continuous Improvement Roadmap</w:t>
+      </w:r>
+    </w:p>
+    <w:p>
+      <w:r>
+        <w:t>Explains referral bonus tiers, eligible roles, and the payout schedule tied to new hire retention milestones. Section 11 (Continuous Improvement Roadmap) applies to Recruiting and Onboarding within HR Knowledge Hub and is maintained by Priya Natarajan. Schedules quarterly optimization milestones, automation targets, and capability reviews.</w:t>
+      </w:r>
+    </w:p>
+    <w:p>
+      <w:r>
+        <w:t>Operational requirement 11.1: Referrals are ineligible for roles the referrer's own manager is hiring for. Secondary control 11.2: Program performance is reviewed quarterly against overall sourcing mix.</w:t>
+      </w:r>
+    </w:p>
+    <w:p>
+      <w:pPr>
+        <w:pStyle w:val="ListBullet"/>
+      </w:pPr>
+      <w:r>
+        <w:t>Referrals are ineligible for roles the referrer's own manager is hiring for.</w:t>
+      </w:r>
+    </w:p>
+    <w:p>
+      <w:pPr>
+        <w:pStyle w:val="ListBullet"/>
+      </w:pPr>
+      <w:r>
+        <w:t>Program performance is reviewed quarterly against overall sourcing mix.</w:t>
+      </w:r>
+    </w:p>
+    <w:p>
+      <w:pPr>
+        <w:pStyle w:val="ListBullet"/>
+      </w:pPr>
+      <w:r>
+        <w:t>Section 11 review cadence is tracked by Priya Natarajan under Recruiting and Onboarding governance.</w:t>
+      </w:r>
+    </w:p>
+    <w:tbl>
+      <w:tblPr>
+        <w:tblStyle w:val="LightGrid-Accent1"/>
+        <w:tblW w:type="auto" w:w="0"/>
+        <w:tblLook w:firstColumn="1" w:firstRow="1" w:lastColumn="0" w:lastRow="0" w:noHBand="0" w:noVBand="1" w:val="04A0"/>
+      </w:tblPr>
+      <w:tblGrid>
+        <w:gridCol w:w="2160"/>
+        <w:gridCol w:w="2160"/>
+        <w:gridCol w:w="2160"/>
+        <w:gridCol w:w="2160"/>
+      </w:tblGrid>
+      <w:tr>
+        <w:tc>
+          <w:tcPr>
+            <w:tcW w:type="dxa" w:w="2160"/>
+          </w:tcPr>
+          <w:p>
+            <w:r>
+              <w:rPr>
+                <w:b/>
+              </w:rPr>
+              <w:t>Control Area</w:t>
+            </w:r>
+          </w:p>
+        </w:tc>
+        <w:tc>
+          <w:tcPr>
+            <w:tcW w:type="dxa" w:w="2160"/>
+          </w:tcPr>
+          <w:p>
+            <w:r>
+              <w:rPr>
+                <w:b/>
+              </w:rPr>
+              <w:t>Owner</w:t>
+            </w:r>
+          </w:p>
+        </w:tc>
+        <w:tc>
+          <w:tcPr>
+            <w:tcW w:type="dxa" w:w="2160"/>
+          </w:tcPr>
+          <w:p>
+            <w:r>
+              <w:rPr>
+                <w:b/>
+              </w:rPr>
+              <w:t>Target SLA</w:t>
+            </w:r>
+          </w:p>
+        </w:tc>
+        <w:tc>
+          <w:tcPr>
+            <w:tcW w:type="dxa" w:w="2160"/>
+          </w:tcPr>
+          <w:p>
+            <w:r>
+              <w:rPr>
+                <w:b/>
+              </w:rPr>
+              <w:t>Verification Status</w:t>
+            </w:r>
+          </w:p>
+        </w:tc>
+      </w:tr>
+      <w:tr>
+        <w:tc>
+          <w:tcPr>
+            <w:tcW w:type="dxa" w:w="2160"/>
+          </w:tcPr>
+          <w:p>
+            <w:r>
+              <w:t>Recruiting and Onboarding</w:t>
+            </w:r>
+          </w:p>
+        </w:tc>
+        <w:tc>
+          <w:tcPr>
+            <w:tcW w:type="dxa" w:w="2160"/>
+          </w:tcPr>
+          <w:p>
+            <w:r>
+              <w:t>Priya Natarajan</w:t>
+            </w:r>
+          </w:p>
+        </w:tc>
+        <w:tc>
+          <w:tcPr>
+            <w:tcW w:type="dxa" w:w="2160"/>
+          </w:tcPr>
+          <w:p>
+            <w:r>
+              <w:t>5 business days</w:t>
+            </w:r>
+          </w:p>
+        </w:tc>
+        <w:tc>
+          <w:tcPr>
+            <w:tcW w:type="dxa" w:w="2160"/>
+          </w:tcPr>
+          <w:p>
+            <w:r>
+              <w:t>Verified</w:t>
+            </w:r>
+          </w:p>
+        </w:tc>
+      </w:tr>
+      <w:tr>
+        <w:tc>
+          <w:tcPr>
+            <w:tcW w:type="dxa" w:w="2160"/>
+          </w:tcPr>
+          <w:p>
+            <w:r>
+              <w:t>Employee Referral Program Gu Gate 1</w:t>
+            </w:r>
+          </w:p>
+        </w:tc>
+        <w:tc>
+          <w:tcPr>
+            <w:tcW w:type="dxa" w:w="2160"/>
+          </w:tcPr>
+          <w:p>
+            <w:r>
+              <w:t>Priya Natarajan</w:t>
+            </w:r>
+          </w:p>
+        </w:tc>
+        <w:tc>
+          <w:tcPr>
+            <w:tcW w:type="dxa" w:w="2160"/>
+          </w:tcPr>
+          <w:p>
+            <w:r>
+              <w:t>3 business days</w:t>
+            </w:r>
+          </w:p>
+        </w:tc>
+        <w:tc>
+          <w:tcPr>
+            <w:tcW w:type="dxa" w:w="2160"/>
+          </w:tcPr>
+          <w:p>
+            <w:r>
+              <w:t>Active</w:t>
+            </w:r>
+          </w:p>
+        </w:tc>
+      </w:tr>
+      <w:tr>
+        <w:tc>
+          <w:tcPr>
+            <w:tcW w:type="dxa" w:w="2160"/>
+          </w:tcPr>
+          <w:p>
+            <w:r>
+              <w:t>Employee Referral Program Gu Gate 2</w:t>
+            </w:r>
+          </w:p>
+        </w:tc>
+        <w:tc>
+          <w:tcPr>
+            <w:tcW w:type="dxa" w:w="2160"/>
+          </w:tcPr>
+          <w:p>
+            <w:r>
+              <w:t>Priya Natarajan</w:t>
+            </w:r>
+          </w:p>
+        </w:tc>
+        <w:tc>
+          <w:tcPr>
+            <w:tcW w:type="dxa" w:w="2160"/>
+          </w:tcPr>
+          <w:p>
+            <w:r>
+              <w:t>10 business days</w:t>
+            </w:r>
+          </w:p>
+        </w:tc>
+        <w:tc>
+          <w:tcPr>
+            <w:tcW w:type="dxa" w:w="2160"/>
+          </w:tcPr>
+          <w:p>
+            <w:r>
+              <w:t>Monitored</w:t>
+            </w:r>
+          </w:p>
+        </w:tc>
+      </w:tr>
+      <w:tr>
+        <w:tc>
+          <w:tcPr>
+            <w:tcW w:type="dxa" w:w="2160"/>
+          </w:tcPr>
+          <w:p>
+            <w:r>
+              <w:t>Sec-11</w:t>
+            </w:r>
+          </w:p>
+        </w:tc>
+        <w:tc>
+          <w:tcPr>
+            <w:tcW w:type="dxa" w:w="2160"/>
+          </w:tcPr>
+          <w:p>
+            <w:r>
+              <w:t>Priya Natarajan</w:t>
+            </w:r>
+          </w:p>
+        </w:tc>
+        <w:tc>
+          <w:tcPr>
+            <w:tcW w:type="dxa" w:w="2160"/>
+          </w:tcPr>
+          <w:p>
+            <w:r>
+              <w:t>3 business days</w:t>
+            </w:r>
+          </w:p>
+        </w:tc>
+        <w:tc>
+          <w:tcPr>
+            <w:tcW w:type="dxa" w:w="2160"/>
+          </w:tcPr>
+          <w:p>
+            <w:r>
+              <w:t>Stage 11 Verified</w:t>
+            </w:r>
+          </w:p>
+        </w:tc>
+      </w:tr>
+    </w:tbl>
+    <w:p>
+      <w:r>
+        <w:drawing>
+          <wp:inline xmlns:a="http://schemas.openxmlformats.org/drawingml/2006/main" xmlns:pic="http://schemas.openxmlformats.org/drawingml/2006/picture">
+            <wp:extent cx="5303520" cy="1744579"/>
+            <wp:docPr id="6" name="Picture 6"/>
+            <wp:cNvGraphicFramePr>
+              <a:graphicFrameLocks noChangeAspect="1"/>
+            </wp:cNvGraphicFramePr>
+            <a:graphic>
+              <a:graphicData uri="http://schemas.openxmlformats.org/drawingml/2006/picture">
+                <pic:pic>
+                  <pic:nvPicPr>
+                    <pic:cNvPr id="0" name="image.png"/>
+                    <pic:cNvPicPr/>
+                  </pic:nvPicPr>
+                  <pic:blipFill>
+                    <a:blip r:embed="rId10"/>
+                    <a:stretch>
+                      <a:fillRect/>
+                    </a:stretch>
+                  </pic:blipFill>
+                  <pic:spPr>
+                    <a:xfrm>
+                      <a:off x="0" y="0"/>
+                      <a:ext cx="5303520" cy="1744579"/>
+                    </a:xfrm>
+                    <a:prstGeom prst="rect"/>
+                  </pic:spPr>
+                </pic:pic>
+              </a:graphicData>
+            </a:graphic>
+          </wp:inline>
+        </w:drawing>
+      </w:r>
+    </w:p>
+    <w:p>
+      <w:r>
+        <w:rPr>
+          <w:color w:val="808080"/>
+          <w:sz w:val="16"/>
+        </w:rPr>
+        <w:t>Page 11 of 12 | HR Knowledge Hub | Recruiting and Onboarding | SharePoint Online</w:t>
+      </w:r>
+    </w:p>
+    <w:p>
+      <w:r>
+        <w:br w:type="page"/>
+      </w:r>
+    </w:p>
+    <w:p>
+      <w:pPr>
+        <w:pStyle w:val="Heading1"/>
+      </w:pPr>
+      <w:r>
+        <w:t>Section 12: Appendix, Lineage &amp; Sign-off</w:t>
+      </w:r>
+    </w:p>
+    <w:p>
+      <w:r>
+        <w:t>Explains referral bonus tiers, eligible roles, and the payout schedule tied to new hire retention milestones. Section 12 (Appendix, Lineage &amp; Sign-off) applies to Recruiting and Onboarding within HR Knowledge Hub and is maintained by Priya Natarajan. Records document lineage, governance metadata, version history, and owner sign-off.</w:t>
+      </w:r>
+    </w:p>
+    <w:p>
+      <w:r>
+        <w:t>Operational requirement 12.1: Program performance is reviewed quarterly against overall sourcing mix. Secondary control 12.2: Standard roles pay a $2,000 referral bonus; hard-to-fill engineering roles pay $4,000.</w:t>
+      </w:r>
+    </w:p>
+    <w:p>
+      <w:pPr>
+        <w:pStyle w:val="ListBullet"/>
+      </w:pPr>
+      <w:r>
+        <w:t>Program performance is reviewed quarterly against overall sourcing mix.</w:t>
+      </w:r>
+    </w:p>
+    <w:p>
+      <w:pPr>
+        <w:pStyle w:val="ListBullet"/>
+      </w:pPr>
+      <w:r>
+        <w:t>Standard roles pay a $2,000 referral bonus; hard-to-fill engineering roles pay $4,000.</w:t>
+      </w:r>
+    </w:p>
+    <w:p>
+      <w:pPr>
+        <w:pStyle w:val="ListBullet"/>
+      </w:pPr>
+      <w:r>
+        <w:t>Section 12 review cadence is tracked by Priya Natarajan under Recruiting and Onboarding governance.</w:t>
+      </w:r>
+    </w:p>
+    <w:tbl>
+      <w:tblPr>
+        <w:tblStyle w:val="LightGrid-Accent1"/>
+        <w:tblW w:type="auto" w:w="0"/>
+        <w:tblLook w:firstColumn="1" w:firstRow="1" w:lastColumn="0" w:lastRow="0" w:noHBand="0" w:noVBand="1" w:val="04A0"/>
+      </w:tblPr>
+      <w:tblGrid>
+        <w:gridCol w:w="2160"/>
+        <w:gridCol w:w="2160"/>
+        <w:gridCol w:w="2160"/>
+        <w:gridCol w:w="2160"/>
+      </w:tblGrid>
+      <w:tr>
+        <w:tc>
+          <w:tcPr>
+            <w:tcW w:type="dxa" w:w="2160"/>
+          </w:tcPr>
+          <w:p>
+            <w:r>
+              <w:rPr>
+                <w:b/>
+              </w:rPr>
+              <w:t>Control Area</w:t>
+            </w:r>
+          </w:p>
+        </w:tc>
+        <w:tc>
+          <w:tcPr>
+            <w:tcW w:type="dxa" w:w="2160"/>
+          </w:tcPr>
+          <w:p>
+            <w:r>
+              <w:rPr>
+                <w:b/>
+              </w:rPr>
+              <w:t>Owner</w:t>
+            </w:r>
+          </w:p>
+        </w:tc>
+        <w:tc>
+          <w:tcPr>
+            <w:tcW w:type="dxa" w:w="2160"/>
+          </w:tcPr>
+          <w:p>
+            <w:r>
+              <w:rPr>
+                <w:b/>
+              </w:rPr>
+              <w:t>Target SLA</w:t>
+            </w:r>
+          </w:p>
+        </w:tc>
+        <w:tc>
+          <w:tcPr>
+            <w:tcW w:type="dxa" w:w="2160"/>
+          </w:tcPr>
+          <w:p>
+            <w:r>
+              <w:rPr>
+                <w:b/>
+              </w:rPr>
+              <w:t>Verification Status</w:t>
+            </w:r>
+          </w:p>
+        </w:tc>
+      </w:tr>
+      <w:tr>
+        <w:tc>
+          <w:tcPr>
+            <w:tcW w:type="dxa" w:w="2160"/>
+          </w:tcPr>
+          <w:p>
+            <w:r>
+              <w:t>Recruiting and Onboarding</w:t>
+            </w:r>
+          </w:p>
+        </w:tc>
+        <w:tc>
+          <w:tcPr>
+            <w:tcW w:type="dxa" w:w="2160"/>
+          </w:tcPr>
+          <w:p>
+            <w:r>
+              <w:t>Priya Natarajan</w:t>
+            </w:r>
+          </w:p>
+        </w:tc>
+        <w:tc>
+          <w:tcPr>
+            <w:tcW w:type="dxa" w:w="2160"/>
+          </w:tcPr>
+          <w:p>
+            <w:r>
+              <w:t>5 business days</w:t>
+            </w:r>
+          </w:p>
+        </w:tc>
+        <w:tc>
+          <w:tcPr>
+            <w:tcW w:type="dxa" w:w="2160"/>
+          </w:tcPr>
+          <w:p>
+            <w:r>
+              <w:t>Verified</w:t>
+            </w:r>
+          </w:p>
+        </w:tc>
+      </w:tr>
+      <w:tr>
+        <w:tc>
+          <w:tcPr>
+            <w:tcW w:type="dxa" w:w="2160"/>
+          </w:tcPr>
+          <w:p>
+            <w:r>
+              <w:t>Employee Referral Program Gu Gate 1</w:t>
+            </w:r>
+          </w:p>
+        </w:tc>
+        <w:tc>
+          <w:tcPr>
+            <w:tcW w:type="dxa" w:w="2160"/>
+          </w:tcPr>
+          <w:p>
+            <w:r>
+              <w:t>Priya Natarajan</w:t>
+            </w:r>
+          </w:p>
+        </w:tc>
+        <w:tc>
+          <w:tcPr>
+            <w:tcW w:type="dxa" w:w="2160"/>
+          </w:tcPr>
+          <w:p>
+            <w:r>
+              <w:t>3 business days</w:t>
+            </w:r>
+          </w:p>
+        </w:tc>
+        <w:tc>
+          <w:tcPr>
+            <w:tcW w:type="dxa" w:w="2160"/>
+          </w:tcPr>
+          <w:p>
+            <w:r>
+              <w:t>Active</w:t>
+            </w:r>
+          </w:p>
+        </w:tc>
+      </w:tr>
+      <w:tr>
+        <w:tc>
+          <w:tcPr>
+            <w:tcW w:type="dxa" w:w="2160"/>
+          </w:tcPr>
+          <w:p>
+            <w:r>
+              <w:t>Employee Referral Program Gu Gate 2</w:t>
+            </w:r>
+          </w:p>
+        </w:tc>
+        <w:tc>
+          <w:tcPr>
+            <w:tcW w:type="dxa" w:w="2160"/>
+          </w:tcPr>
+          <w:p>
+            <w:r>
+              <w:t>Priya Natarajan</w:t>
+            </w:r>
+          </w:p>
+        </w:tc>
+        <w:tc>
+          <w:tcPr>
+            <w:tcW w:type="dxa" w:w="2160"/>
+          </w:tcPr>
+          <w:p>
+            <w:r>
+              <w:t>10 business days</w:t>
+            </w:r>
+          </w:p>
+        </w:tc>
+        <w:tc>
+          <w:tcPr>
+            <w:tcW w:type="dxa" w:w="2160"/>
+          </w:tcPr>
+          <w:p>
+            <w:r>
+              <w:t>Monitored</w:t>
+            </w:r>
+          </w:p>
+        </w:tc>
+      </w:tr>
+      <w:tr>
+        <w:tc>
+          <w:tcPr>
+            <w:tcW w:type="dxa" w:w="2160"/>
+          </w:tcPr>
+          <w:p>
+            <w:r>
+              <w:t>Sec-12</w:t>
+            </w:r>
+          </w:p>
+        </w:tc>
+        <w:tc>
+          <w:tcPr>
+            <w:tcW w:type="dxa" w:w="2160"/>
+          </w:tcPr>
+          <w:p>
+            <w:r>
+              <w:t>Priya Natarajan</w:t>
+            </w:r>
+          </w:p>
+        </w:tc>
+        <w:tc>
+          <w:tcPr>
+            <w:tcW w:type="dxa" w:w="2160"/>
+          </w:tcPr>
+          <w:p>
+            <w:r>
+              <w:t>10 business days</w:t>
+            </w:r>
+          </w:p>
+        </w:tc>
+        <w:tc>
+          <w:tcPr>
+            <w:tcW w:type="dxa" w:w="2160"/>
+          </w:tcPr>
+          <w:p>
+            <w:r>
+              <w:t>Stage 12 Verified</w:t>
+            </w:r>
+          </w:p>
+        </w:tc>
+      </w:tr>
+    </w:tbl>
+    <w:p>
+      <w:r>
+        <w:rPr>
+          <w:color w:val="808080"/>
+          <w:sz w:val="16"/>
+        </w:rPr>
+        <w:t>Page 12 of 12 | HR Knowledge Hub | Recruiting and Onboarding | SharePoint Online</w:t>
       </w:r>
     </w:p>
     <w:sectPr>

--- a/data/sites/hr/Recruiting and Onboarding/employee-referral-program-guide.docx
+++ b/data/sites/hr/Recruiting and Onboarding/employee-referral-program-guide.docx
@@ -260,7 +260,7 @@
           <w:color w:val="808080"/>
           <w:sz w:val="16"/>
         </w:rPr>
-        <w:t>Page 1 of 12 | HR Knowledge Hub | Recruiting and Onboarding | SharePoint Online</w:t>
+        <w:t>Page 1 of 7 | HR Knowledge Hub | Recruiting and Onboarding | SharePoint Online</w:t>
       </w:r>
     </w:p>
     <w:p>
@@ -587,7 +587,7 @@
           <w:color w:val="808080"/>
           <w:sz w:val="16"/>
         </w:rPr>
-        <w:t>Page 2 of 12 | HR Knowledge Hub | Recruiting and Onboarding | SharePoint Online</w:t>
+        <w:t>Page 2 of 7 | HR Knowledge Hub | Recruiting and Onboarding | SharePoint Online</w:t>
       </w:r>
     </w:p>
     <w:p>
@@ -878,7 +878,7 @@
           <w:color w:val="808080"/>
           <w:sz w:val="16"/>
         </w:rPr>
-        <w:t>Page 3 of 12 | HR Knowledge Hub | Recruiting and Onboarding | SharePoint Online</w:t>
+        <w:t>Page 3 of 7 | HR Knowledge Hub | Recruiting and Onboarding | SharePoint Online</w:t>
       </w:r>
     </w:p>
     <w:p>
@@ -1205,7 +1205,7 @@
           <w:color w:val="808080"/>
           <w:sz w:val="16"/>
         </w:rPr>
-        <w:t>Page 4 of 12 | HR Knowledge Hub | Recruiting and Onboarding | SharePoint Online</w:t>
+        <w:t>Page 4 of 7 | HR Knowledge Hub | Recruiting and Onboarding | SharePoint Online</w:t>
       </w:r>
     </w:p>
     <w:p>
@@ -1496,7 +1496,7 @@
           <w:color w:val="808080"/>
           <w:sz w:val="16"/>
         </w:rPr>
-        <w:t>Page 5 of 12 | HR Knowledge Hub | Recruiting and Onboarding | SharePoint Online</w:t>
+        <w:t>Page 5 of 7 | HR Knowledge Hub | Recruiting and Onboarding | SharePoint Online</w:t>
       </w:r>
     </w:p>
     <w:p>
@@ -1823,7 +1823,7 @@
           <w:color w:val="808080"/>
           <w:sz w:val="16"/>
         </w:rPr>
-        <w:t>Page 6 of 12 | HR Knowledge Hub | Recruiting and Onboarding | SharePoint Online</w:t>
+        <w:t>Page 6 of 7 | HR Knowledge Hub | Recruiting and Onboarding | SharePoint Online</w:t>
       </w:r>
     </w:p>
     <w:p>
@@ -1836,12 +1836,12 @@
         <w:pStyle w:val="Heading1"/>
       </w:pPr>
       <w:r>
-        <w:t>Section 7: Risk Register &amp; Mitigations</w:t>
+        <w:t>Section 7: Appendix, Lineage &amp; Sign-off</w:t>
       </w:r>
     </w:p>
     <w:p>
       <w:r>
-        <w:t>Explains referral bonus tiers, eligible roles, and the payout schedule tied to new hire retention milestones. Section 7 (Risk Register &amp; Mitigations) applies to Recruiting and Onboarding within HR Knowledge Hub and is maintained by Priya Natarajan. Catalogs operational, compliance, and delivery risks alongside preventive mitigations.</w:t>
+        <w:t>Explains referral bonus tiers, eligible roles, and the payout schedule tied to new hire retention milestones. Section 7 (Appendix, Lineage &amp; Sign-off) applies to Recruiting and Onboarding within HR Knowledge Hub and is maintained by Priya Natarajan. Records document lineage, governance metadata, version history, and owner sign-off.</w:t>
       </w:r>
     </w:p>
     <w:p>
@@ -2114,1570 +2114,7 @@
           <w:color w:val="808080"/>
           <w:sz w:val="16"/>
         </w:rPr>
-        <w:t>Page 7 of 12 | HR Knowledge Hub | Recruiting and Onboarding | SharePoint Online</w:t>
-      </w:r>
-    </w:p>
-    <w:p>
-      <w:r>
-        <w:br w:type="page"/>
-      </w:r>
-    </w:p>
-    <w:p>
-      <w:pPr>
-        <w:pStyle w:val="Heading1"/>
-      </w:pPr>
-      <w:r>
-        <w:t>Section 8: Quality Assurance &amp; Audits</w:t>
-      </w:r>
-    </w:p>
-    <w:p>
-      <w:r>
-        <w:t>Explains referral bonus tiers, eligible roles, and the payout schedule tied to new hire retention milestones. Section 8 (Quality Assurance &amp; Audits) applies to Recruiting and Onboarding within HR Knowledge Hub and is maintained by Priya Natarajan. Specifies sampling frequencies, inspection tolerances, and nonconformance workflows.</w:t>
-      </w:r>
-    </w:p>
-    <w:p>
-      <w:r>
-        <w:t>Operational requirement 8.1: Program performance is reviewed quarterly against overall sourcing mix. Secondary control 8.2: Standard roles pay a $2,000 referral bonus; hard-to-fill engineering roles pay $4,000.</w:t>
-      </w:r>
-    </w:p>
-    <w:p>
-      <w:pPr>
-        <w:pStyle w:val="ListBullet"/>
-      </w:pPr>
-      <w:r>
-        <w:t>Program performance is reviewed quarterly against overall sourcing mix.</w:t>
-      </w:r>
-    </w:p>
-    <w:p>
-      <w:pPr>
-        <w:pStyle w:val="ListBullet"/>
-      </w:pPr>
-      <w:r>
-        <w:t>Standard roles pay a $2,000 referral bonus; hard-to-fill engineering roles pay $4,000.</w:t>
-      </w:r>
-    </w:p>
-    <w:p>
-      <w:pPr>
-        <w:pStyle w:val="ListBullet"/>
-      </w:pPr>
-      <w:r>
-        <w:t>Section 8 review cadence is tracked by Priya Natarajan under Recruiting and Onboarding governance.</w:t>
-      </w:r>
-    </w:p>
-    <w:tbl>
-      <w:tblPr>
-        <w:tblStyle w:val="LightGrid-Accent1"/>
-        <w:tblW w:type="auto" w:w="0"/>
-        <w:tblLook w:firstColumn="1" w:firstRow="1" w:lastColumn="0" w:lastRow="0" w:noHBand="0" w:noVBand="1" w:val="04A0"/>
-      </w:tblPr>
-      <w:tblGrid>
-        <w:gridCol w:w="2160"/>
-        <w:gridCol w:w="2160"/>
-        <w:gridCol w:w="2160"/>
-        <w:gridCol w:w="2160"/>
-      </w:tblGrid>
-      <w:tr>
-        <w:tc>
-          <w:tcPr>
-            <w:tcW w:type="dxa" w:w="2160"/>
-          </w:tcPr>
-          <w:p>
-            <w:r>
-              <w:rPr>
-                <w:b/>
-              </w:rPr>
-              <w:t>Control Area</w:t>
-            </w:r>
-          </w:p>
-        </w:tc>
-        <w:tc>
-          <w:tcPr>
-            <w:tcW w:type="dxa" w:w="2160"/>
-          </w:tcPr>
-          <w:p>
-            <w:r>
-              <w:rPr>
-                <w:b/>
-              </w:rPr>
-              <w:t>Owner</w:t>
-            </w:r>
-          </w:p>
-        </w:tc>
-        <w:tc>
-          <w:tcPr>
-            <w:tcW w:type="dxa" w:w="2160"/>
-          </w:tcPr>
-          <w:p>
-            <w:r>
-              <w:rPr>
-                <w:b/>
-              </w:rPr>
-              <w:t>Target SLA</w:t>
-            </w:r>
-          </w:p>
-        </w:tc>
-        <w:tc>
-          <w:tcPr>
-            <w:tcW w:type="dxa" w:w="2160"/>
-          </w:tcPr>
-          <w:p>
-            <w:r>
-              <w:rPr>
-                <w:b/>
-              </w:rPr>
-              <w:t>Verification Status</w:t>
-            </w:r>
-          </w:p>
-        </w:tc>
-      </w:tr>
-      <w:tr>
-        <w:tc>
-          <w:tcPr>
-            <w:tcW w:type="dxa" w:w="2160"/>
-          </w:tcPr>
-          <w:p>
-            <w:r>
-              <w:t>Recruiting and Onboarding</w:t>
-            </w:r>
-          </w:p>
-        </w:tc>
-        <w:tc>
-          <w:tcPr>
-            <w:tcW w:type="dxa" w:w="2160"/>
-          </w:tcPr>
-          <w:p>
-            <w:r>
-              <w:t>Priya Natarajan</w:t>
-            </w:r>
-          </w:p>
-        </w:tc>
-        <w:tc>
-          <w:tcPr>
-            <w:tcW w:type="dxa" w:w="2160"/>
-          </w:tcPr>
-          <w:p>
-            <w:r>
-              <w:t>5 business days</w:t>
-            </w:r>
-          </w:p>
-        </w:tc>
-        <w:tc>
-          <w:tcPr>
-            <w:tcW w:type="dxa" w:w="2160"/>
-          </w:tcPr>
-          <w:p>
-            <w:r>
-              <w:t>Verified</w:t>
-            </w:r>
-          </w:p>
-        </w:tc>
-      </w:tr>
-      <w:tr>
-        <w:tc>
-          <w:tcPr>
-            <w:tcW w:type="dxa" w:w="2160"/>
-          </w:tcPr>
-          <w:p>
-            <w:r>
-              <w:t>Employee Referral Program Gu Gate 1</w:t>
-            </w:r>
-          </w:p>
-        </w:tc>
-        <w:tc>
-          <w:tcPr>
-            <w:tcW w:type="dxa" w:w="2160"/>
-          </w:tcPr>
-          <w:p>
-            <w:r>
-              <w:t>Priya Natarajan</w:t>
-            </w:r>
-          </w:p>
-        </w:tc>
-        <w:tc>
-          <w:tcPr>
-            <w:tcW w:type="dxa" w:w="2160"/>
-          </w:tcPr>
-          <w:p>
-            <w:r>
-              <w:t>3 business days</w:t>
-            </w:r>
-          </w:p>
-        </w:tc>
-        <w:tc>
-          <w:tcPr>
-            <w:tcW w:type="dxa" w:w="2160"/>
-          </w:tcPr>
-          <w:p>
-            <w:r>
-              <w:t>Active</w:t>
-            </w:r>
-          </w:p>
-        </w:tc>
-      </w:tr>
-      <w:tr>
-        <w:tc>
-          <w:tcPr>
-            <w:tcW w:type="dxa" w:w="2160"/>
-          </w:tcPr>
-          <w:p>
-            <w:r>
-              <w:t>Employee Referral Program Gu Gate 2</w:t>
-            </w:r>
-          </w:p>
-        </w:tc>
-        <w:tc>
-          <w:tcPr>
-            <w:tcW w:type="dxa" w:w="2160"/>
-          </w:tcPr>
-          <w:p>
-            <w:r>
-              <w:t>Priya Natarajan</w:t>
-            </w:r>
-          </w:p>
-        </w:tc>
-        <w:tc>
-          <w:tcPr>
-            <w:tcW w:type="dxa" w:w="2160"/>
-          </w:tcPr>
-          <w:p>
-            <w:r>
-              <w:t>10 business days</w:t>
-            </w:r>
-          </w:p>
-        </w:tc>
-        <w:tc>
-          <w:tcPr>
-            <w:tcW w:type="dxa" w:w="2160"/>
-          </w:tcPr>
-          <w:p>
-            <w:r>
-              <w:t>Monitored</w:t>
-            </w:r>
-          </w:p>
-        </w:tc>
-      </w:tr>
-      <w:tr>
-        <w:tc>
-          <w:tcPr>
-            <w:tcW w:type="dxa" w:w="2160"/>
-          </w:tcPr>
-          <w:p>
-            <w:r>
-              <w:t>Sec-8</w:t>
-            </w:r>
-          </w:p>
-        </w:tc>
-        <w:tc>
-          <w:tcPr>
-            <w:tcW w:type="dxa" w:w="2160"/>
-          </w:tcPr>
-          <w:p>
-            <w:r>
-              <w:t>Priya Natarajan</w:t>
-            </w:r>
-          </w:p>
-        </w:tc>
-        <w:tc>
-          <w:tcPr>
-            <w:tcW w:type="dxa" w:w="2160"/>
-          </w:tcPr>
-          <w:p>
-            <w:r>
-              <w:t>3 business days</w:t>
-            </w:r>
-          </w:p>
-        </w:tc>
-        <w:tc>
-          <w:tcPr>
-            <w:tcW w:type="dxa" w:w="2160"/>
-          </w:tcPr>
-          <w:p>
-            <w:r>
-              <w:t>Stage 8 Verified</w:t>
-            </w:r>
-          </w:p>
-        </w:tc>
-      </w:tr>
-    </w:tbl>
-    <w:p>
-      <w:r>
-        <w:drawing>
-          <wp:inline xmlns:a="http://schemas.openxmlformats.org/drawingml/2006/main" xmlns:pic="http://schemas.openxmlformats.org/drawingml/2006/picture">
-            <wp:extent cx="5303520" cy="1744579"/>
-            <wp:docPr id="4" name="Picture 4"/>
-            <wp:cNvGraphicFramePr>
-              <a:graphicFrameLocks noChangeAspect="1"/>
-            </wp:cNvGraphicFramePr>
-            <a:graphic>
-              <a:graphicData uri="http://schemas.openxmlformats.org/drawingml/2006/picture">
-                <pic:pic>
-                  <pic:nvPicPr>
-                    <pic:cNvPr id="0" name="image.png"/>
-                    <pic:cNvPicPr/>
-                  </pic:nvPicPr>
-                  <pic:blipFill>
-                    <a:blip r:embed="rId10"/>
-                    <a:stretch>
-                      <a:fillRect/>
-                    </a:stretch>
-                  </pic:blipFill>
-                  <pic:spPr>
-                    <a:xfrm>
-                      <a:off x="0" y="0"/>
-                      <a:ext cx="5303520" cy="1744579"/>
-                    </a:xfrm>
-                    <a:prstGeom prst="rect"/>
-                  </pic:spPr>
-                </pic:pic>
-              </a:graphicData>
-            </a:graphic>
-          </wp:inline>
-        </w:drawing>
-      </w:r>
-    </w:p>
-    <w:p>
-      <w:r>
-        <w:rPr>
-          <w:color w:val="808080"/>
-          <w:sz w:val="16"/>
-        </w:rPr>
-        <w:t>Page 8 of 12 | HR Knowledge Hub | Recruiting and Onboarding | SharePoint Online</w:t>
-      </w:r>
-    </w:p>
-    <w:p>
-      <w:r>
-        <w:br w:type="page"/>
-      </w:r>
-    </w:p>
-    <w:p>
-      <w:pPr>
-        <w:pStyle w:val="Heading1"/>
-      </w:pPr>
-      <w:r>
-        <w:t>Section 9: Exception Handling &amp; Escalations</w:t>
-      </w:r>
-    </w:p>
-    <w:p>
-      <w:r>
-        <w:t>Explains referral bonus tiers, eligible roles, and the payout schedule tied to new hire retention milestones. Section 9 (Exception Handling &amp; Escalations) applies to Recruiting and Onboarding within HR Knowledge Hub and is maintained by Priya Natarajan. Outlines severity tiers, response SLAs, and cross-functional escalation paths.</w:t>
-      </w:r>
-    </w:p>
-    <w:p>
-      <w:r>
-        <w:t>Operational requirement 9.1: Standard roles pay a $2,000 referral bonus; hard-to-fill engineering roles pay $4,000. Secondary control 9.2: Half of the bonus is paid at hire and half after the referred employee's 90-day mark.</w:t>
-      </w:r>
-    </w:p>
-    <w:p>
-      <w:pPr>
-        <w:pStyle w:val="ListBullet"/>
-      </w:pPr>
-      <w:r>
-        <w:t>Standard roles pay a $2,000 referral bonus; hard-to-fill engineering roles pay $4,000.</w:t>
-      </w:r>
-    </w:p>
-    <w:p>
-      <w:pPr>
-        <w:pStyle w:val="ListBullet"/>
-      </w:pPr>
-      <w:r>
-        <w:t>Half of the bonus is paid at hire and half after the referred employee's 90-day mark.</w:t>
-      </w:r>
-    </w:p>
-    <w:p>
-      <w:pPr>
-        <w:pStyle w:val="ListBullet"/>
-      </w:pPr>
-      <w:r>
-        <w:t>Section 9 review cadence is tracked by Priya Natarajan under Recruiting and Onboarding governance.</w:t>
-      </w:r>
-    </w:p>
-    <w:tbl>
-      <w:tblPr>
-        <w:tblStyle w:val="LightGrid-Accent1"/>
-        <w:tblW w:type="auto" w:w="0"/>
-        <w:tblLook w:firstColumn="1" w:firstRow="1" w:lastColumn="0" w:lastRow="0" w:noHBand="0" w:noVBand="1" w:val="04A0"/>
-      </w:tblPr>
-      <w:tblGrid>
-        <w:gridCol w:w="2160"/>
-        <w:gridCol w:w="2160"/>
-        <w:gridCol w:w="2160"/>
-        <w:gridCol w:w="2160"/>
-      </w:tblGrid>
-      <w:tr>
-        <w:tc>
-          <w:tcPr>
-            <w:tcW w:type="dxa" w:w="2160"/>
-          </w:tcPr>
-          <w:p>
-            <w:r>
-              <w:rPr>
-                <w:b/>
-              </w:rPr>
-              <w:t>Control Area</w:t>
-            </w:r>
-          </w:p>
-        </w:tc>
-        <w:tc>
-          <w:tcPr>
-            <w:tcW w:type="dxa" w:w="2160"/>
-          </w:tcPr>
-          <w:p>
-            <w:r>
-              <w:rPr>
-                <w:b/>
-              </w:rPr>
-              <w:t>Owner</w:t>
-            </w:r>
-          </w:p>
-        </w:tc>
-        <w:tc>
-          <w:tcPr>
-            <w:tcW w:type="dxa" w:w="2160"/>
-          </w:tcPr>
-          <w:p>
-            <w:r>
-              <w:rPr>
-                <w:b/>
-              </w:rPr>
-              <w:t>Target SLA</w:t>
-            </w:r>
-          </w:p>
-        </w:tc>
-        <w:tc>
-          <w:tcPr>
-            <w:tcW w:type="dxa" w:w="2160"/>
-          </w:tcPr>
-          <w:p>
-            <w:r>
-              <w:rPr>
-                <w:b/>
-              </w:rPr>
-              <w:t>Verification Status</w:t>
-            </w:r>
-          </w:p>
-        </w:tc>
-      </w:tr>
-      <w:tr>
-        <w:tc>
-          <w:tcPr>
-            <w:tcW w:type="dxa" w:w="2160"/>
-          </w:tcPr>
-          <w:p>
-            <w:r>
-              <w:t>Recruiting and Onboarding</w:t>
-            </w:r>
-          </w:p>
-        </w:tc>
-        <w:tc>
-          <w:tcPr>
-            <w:tcW w:type="dxa" w:w="2160"/>
-          </w:tcPr>
-          <w:p>
-            <w:r>
-              <w:t>Priya Natarajan</w:t>
-            </w:r>
-          </w:p>
-        </w:tc>
-        <w:tc>
-          <w:tcPr>
-            <w:tcW w:type="dxa" w:w="2160"/>
-          </w:tcPr>
-          <w:p>
-            <w:r>
-              <w:t>5 business days</w:t>
-            </w:r>
-          </w:p>
-        </w:tc>
-        <w:tc>
-          <w:tcPr>
-            <w:tcW w:type="dxa" w:w="2160"/>
-          </w:tcPr>
-          <w:p>
-            <w:r>
-              <w:t>Verified</w:t>
-            </w:r>
-          </w:p>
-        </w:tc>
-      </w:tr>
-      <w:tr>
-        <w:tc>
-          <w:tcPr>
-            <w:tcW w:type="dxa" w:w="2160"/>
-          </w:tcPr>
-          <w:p>
-            <w:r>
-              <w:t>Employee Referral Program Gu Gate 1</w:t>
-            </w:r>
-          </w:p>
-        </w:tc>
-        <w:tc>
-          <w:tcPr>
-            <w:tcW w:type="dxa" w:w="2160"/>
-          </w:tcPr>
-          <w:p>
-            <w:r>
-              <w:t>Priya Natarajan</w:t>
-            </w:r>
-          </w:p>
-        </w:tc>
-        <w:tc>
-          <w:tcPr>
-            <w:tcW w:type="dxa" w:w="2160"/>
-          </w:tcPr>
-          <w:p>
-            <w:r>
-              <w:t>3 business days</w:t>
-            </w:r>
-          </w:p>
-        </w:tc>
-        <w:tc>
-          <w:tcPr>
-            <w:tcW w:type="dxa" w:w="2160"/>
-          </w:tcPr>
-          <w:p>
-            <w:r>
-              <w:t>Active</w:t>
-            </w:r>
-          </w:p>
-        </w:tc>
-      </w:tr>
-      <w:tr>
-        <w:tc>
-          <w:tcPr>
-            <w:tcW w:type="dxa" w:w="2160"/>
-          </w:tcPr>
-          <w:p>
-            <w:r>
-              <w:t>Employee Referral Program Gu Gate 2</w:t>
-            </w:r>
-          </w:p>
-        </w:tc>
-        <w:tc>
-          <w:tcPr>
-            <w:tcW w:type="dxa" w:w="2160"/>
-          </w:tcPr>
-          <w:p>
-            <w:r>
-              <w:t>Priya Natarajan</w:t>
-            </w:r>
-          </w:p>
-        </w:tc>
-        <w:tc>
-          <w:tcPr>
-            <w:tcW w:type="dxa" w:w="2160"/>
-          </w:tcPr>
-          <w:p>
-            <w:r>
-              <w:t>10 business days</w:t>
-            </w:r>
-          </w:p>
-        </w:tc>
-        <w:tc>
-          <w:tcPr>
-            <w:tcW w:type="dxa" w:w="2160"/>
-          </w:tcPr>
-          <w:p>
-            <w:r>
-              <w:t>Monitored</w:t>
-            </w:r>
-          </w:p>
-        </w:tc>
-      </w:tr>
-      <w:tr>
-        <w:tc>
-          <w:tcPr>
-            <w:tcW w:type="dxa" w:w="2160"/>
-          </w:tcPr>
-          <w:p>
-            <w:r>
-              <w:t>Sec-9</w:t>
-            </w:r>
-          </w:p>
-        </w:tc>
-        <w:tc>
-          <w:tcPr>
-            <w:tcW w:type="dxa" w:w="2160"/>
-          </w:tcPr>
-          <w:p>
-            <w:r>
-              <w:t>Priya Natarajan</w:t>
-            </w:r>
-          </w:p>
-        </w:tc>
-        <w:tc>
-          <w:tcPr>
-            <w:tcW w:type="dxa" w:w="2160"/>
-          </w:tcPr>
-          <w:p>
-            <w:r>
-              <w:t>10 business days</w:t>
-            </w:r>
-          </w:p>
-        </w:tc>
-        <w:tc>
-          <w:tcPr>
-            <w:tcW w:type="dxa" w:w="2160"/>
-          </w:tcPr>
-          <w:p>
-            <w:r>
-              <w:t>Stage 9 Verified</w:t>
-            </w:r>
-          </w:p>
-        </w:tc>
-      </w:tr>
-    </w:tbl>
-    <w:p>
-      <w:r>
-        <w:drawing>
-          <wp:inline xmlns:a="http://schemas.openxmlformats.org/drawingml/2006/main" xmlns:pic="http://schemas.openxmlformats.org/drawingml/2006/picture">
-            <wp:extent cx="5303520" cy="1744579"/>
-            <wp:docPr id="5" name="Picture 5"/>
-            <wp:cNvGraphicFramePr>
-              <a:graphicFrameLocks noChangeAspect="1"/>
-            </wp:cNvGraphicFramePr>
-            <a:graphic>
-              <a:graphicData uri="http://schemas.openxmlformats.org/drawingml/2006/picture">
-                <pic:pic>
-                  <pic:nvPicPr>
-                    <pic:cNvPr id="0" name="image.png"/>
-                    <pic:cNvPicPr/>
-                  </pic:nvPicPr>
-                  <pic:blipFill>
-                    <a:blip r:embed="rId9"/>
-                    <a:stretch>
-                      <a:fillRect/>
-                    </a:stretch>
-                  </pic:blipFill>
-                  <pic:spPr>
-                    <a:xfrm>
-                      <a:off x="0" y="0"/>
-                      <a:ext cx="5303520" cy="1744579"/>
-                    </a:xfrm>
-                    <a:prstGeom prst="rect"/>
-                  </pic:spPr>
-                </pic:pic>
-              </a:graphicData>
-            </a:graphic>
-          </wp:inline>
-        </w:drawing>
-      </w:r>
-    </w:p>
-    <w:p>
-      <w:r>
-        <w:rPr>
-          <w:color w:val="808080"/>
-          <w:sz w:val="16"/>
-        </w:rPr>
-        <w:t>Page 9 of 12 | HR Knowledge Hub | Recruiting and Onboarding | SharePoint Online</w:t>
-      </w:r>
-    </w:p>
-    <w:p>
-      <w:r>
-        <w:br w:type="page"/>
-      </w:r>
-    </w:p>
-    <w:p>
-      <w:pPr>
-        <w:pStyle w:val="Heading1"/>
-      </w:pPr>
-      <w:r>
-        <w:t>Section 10: Cross-Functional Dependencies</w:t>
-      </w:r>
-    </w:p>
-    <w:p>
-      <w:r>
-        <w:t>Explains referral bonus tiers, eligible roles, and the payout schedule tied to new hire retention milestones. Section 10 (Cross-Functional Dependencies) applies to Recruiting and Onboarding within HR Knowledge Hub and is maintained by Priya Natarajan. Documents upstream and downstream team dependencies and service-level commitments.</w:t>
-      </w:r>
-    </w:p>
-    <w:p>
-      <w:r>
-        <w:t>Operational requirement 10.1: Half of the bonus is paid at hire and half after the referred employee's 90-day mark. Secondary control 10.2: Referrals are ineligible for roles the referrer's own manager is hiring for.</w:t>
-      </w:r>
-    </w:p>
-    <w:p>
-      <w:pPr>
-        <w:pStyle w:val="ListBullet"/>
-      </w:pPr>
-      <w:r>
-        <w:t>Half of the bonus is paid at hire and half after the referred employee's 90-day mark.</w:t>
-      </w:r>
-    </w:p>
-    <w:p>
-      <w:pPr>
-        <w:pStyle w:val="ListBullet"/>
-      </w:pPr>
-      <w:r>
-        <w:t>Referrals are ineligible for roles the referrer's own manager is hiring for.</w:t>
-      </w:r>
-    </w:p>
-    <w:p>
-      <w:pPr>
-        <w:pStyle w:val="ListBullet"/>
-      </w:pPr>
-      <w:r>
-        <w:t>Section 10 review cadence is tracked by Priya Natarajan under Recruiting and Onboarding governance.</w:t>
-      </w:r>
-    </w:p>
-    <w:tbl>
-      <w:tblPr>
-        <w:tblStyle w:val="LightGrid-Accent1"/>
-        <w:tblW w:type="auto" w:w="0"/>
-        <w:tblLook w:firstColumn="1" w:firstRow="1" w:lastColumn="0" w:lastRow="0" w:noHBand="0" w:noVBand="1" w:val="04A0"/>
-      </w:tblPr>
-      <w:tblGrid>
-        <w:gridCol w:w="2160"/>
-        <w:gridCol w:w="2160"/>
-        <w:gridCol w:w="2160"/>
-        <w:gridCol w:w="2160"/>
-      </w:tblGrid>
-      <w:tr>
-        <w:tc>
-          <w:tcPr>
-            <w:tcW w:type="dxa" w:w="2160"/>
-          </w:tcPr>
-          <w:p>
-            <w:r>
-              <w:rPr>
-                <w:b/>
-              </w:rPr>
-              <w:t>Control Area</w:t>
-            </w:r>
-          </w:p>
-        </w:tc>
-        <w:tc>
-          <w:tcPr>
-            <w:tcW w:type="dxa" w:w="2160"/>
-          </w:tcPr>
-          <w:p>
-            <w:r>
-              <w:rPr>
-                <w:b/>
-              </w:rPr>
-              <w:t>Owner</w:t>
-            </w:r>
-          </w:p>
-        </w:tc>
-        <w:tc>
-          <w:tcPr>
-            <w:tcW w:type="dxa" w:w="2160"/>
-          </w:tcPr>
-          <w:p>
-            <w:r>
-              <w:rPr>
-                <w:b/>
-              </w:rPr>
-              <w:t>Target SLA</w:t>
-            </w:r>
-          </w:p>
-        </w:tc>
-        <w:tc>
-          <w:tcPr>
-            <w:tcW w:type="dxa" w:w="2160"/>
-          </w:tcPr>
-          <w:p>
-            <w:r>
-              <w:rPr>
-                <w:b/>
-              </w:rPr>
-              <w:t>Verification Status</w:t>
-            </w:r>
-          </w:p>
-        </w:tc>
-      </w:tr>
-      <w:tr>
-        <w:tc>
-          <w:tcPr>
-            <w:tcW w:type="dxa" w:w="2160"/>
-          </w:tcPr>
-          <w:p>
-            <w:r>
-              <w:t>Recruiting and Onboarding</w:t>
-            </w:r>
-          </w:p>
-        </w:tc>
-        <w:tc>
-          <w:tcPr>
-            <w:tcW w:type="dxa" w:w="2160"/>
-          </w:tcPr>
-          <w:p>
-            <w:r>
-              <w:t>Priya Natarajan</w:t>
-            </w:r>
-          </w:p>
-        </w:tc>
-        <w:tc>
-          <w:tcPr>
-            <w:tcW w:type="dxa" w:w="2160"/>
-          </w:tcPr>
-          <w:p>
-            <w:r>
-              <w:t>5 business days</w:t>
-            </w:r>
-          </w:p>
-        </w:tc>
-        <w:tc>
-          <w:tcPr>
-            <w:tcW w:type="dxa" w:w="2160"/>
-          </w:tcPr>
-          <w:p>
-            <w:r>
-              <w:t>Verified</w:t>
-            </w:r>
-          </w:p>
-        </w:tc>
-      </w:tr>
-      <w:tr>
-        <w:tc>
-          <w:tcPr>
-            <w:tcW w:type="dxa" w:w="2160"/>
-          </w:tcPr>
-          <w:p>
-            <w:r>
-              <w:t>Employee Referral Program Gu Gate 1</w:t>
-            </w:r>
-          </w:p>
-        </w:tc>
-        <w:tc>
-          <w:tcPr>
-            <w:tcW w:type="dxa" w:w="2160"/>
-          </w:tcPr>
-          <w:p>
-            <w:r>
-              <w:t>Priya Natarajan</w:t>
-            </w:r>
-          </w:p>
-        </w:tc>
-        <w:tc>
-          <w:tcPr>
-            <w:tcW w:type="dxa" w:w="2160"/>
-          </w:tcPr>
-          <w:p>
-            <w:r>
-              <w:t>3 business days</w:t>
-            </w:r>
-          </w:p>
-        </w:tc>
-        <w:tc>
-          <w:tcPr>
-            <w:tcW w:type="dxa" w:w="2160"/>
-          </w:tcPr>
-          <w:p>
-            <w:r>
-              <w:t>Active</w:t>
-            </w:r>
-          </w:p>
-        </w:tc>
-      </w:tr>
-      <w:tr>
-        <w:tc>
-          <w:tcPr>
-            <w:tcW w:type="dxa" w:w="2160"/>
-          </w:tcPr>
-          <w:p>
-            <w:r>
-              <w:t>Employee Referral Program Gu Gate 2</w:t>
-            </w:r>
-          </w:p>
-        </w:tc>
-        <w:tc>
-          <w:tcPr>
-            <w:tcW w:type="dxa" w:w="2160"/>
-          </w:tcPr>
-          <w:p>
-            <w:r>
-              <w:t>Priya Natarajan</w:t>
-            </w:r>
-          </w:p>
-        </w:tc>
-        <w:tc>
-          <w:tcPr>
-            <w:tcW w:type="dxa" w:w="2160"/>
-          </w:tcPr>
-          <w:p>
-            <w:r>
-              <w:t>10 business days</w:t>
-            </w:r>
-          </w:p>
-        </w:tc>
-        <w:tc>
-          <w:tcPr>
-            <w:tcW w:type="dxa" w:w="2160"/>
-          </w:tcPr>
-          <w:p>
-            <w:r>
-              <w:t>Monitored</w:t>
-            </w:r>
-          </w:p>
-        </w:tc>
-      </w:tr>
-      <w:tr>
-        <w:tc>
-          <w:tcPr>
-            <w:tcW w:type="dxa" w:w="2160"/>
-          </w:tcPr>
-          <w:p>
-            <w:r>
-              <w:t>Sec-10</w:t>
-            </w:r>
-          </w:p>
-        </w:tc>
-        <w:tc>
-          <w:tcPr>
-            <w:tcW w:type="dxa" w:w="2160"/>
-          </w:tcPr>
-          <w:p>
-            <w:r>
-              <w:t>Priya Natarajan</w:t>
-            </w:r>
-          </w:p>
-        </w:tc>
-        <w:tc>
-          <w:tcPr>
-            <w:tcW w:type="dxa" w:w="2160"/>
-          </w:tcPr>
-          <w:p>
-            <w:r>
-              <w:t>5 business days</w:t>
-            </w:r>
-          </w:p>
-        </w:tc>
-        <w:tc>
-          <w:tcPr>
-            <w:tcW w:type="dxa" w:w="2160"/>
-          </w:tcPr>
-          <w:p>
-            <w:r>
-              <w:t>Stage 10 Verified</w:t>
-            </w:r>
-          </w:p>
-        </w:tc>
-      </w:tr>
-    </w:tbl>
-    <w:p>
-      <w:r>
-        <w:rPr>
-          <w:color w:val="808080"/>
-          <w:sz w:val="16"/>
-        </w:rPr>
-        <w:t>Page 10 of 12 | HR Knowledge Hub | Recruiting and Onboarding | SharePoint Online</w:t>
-      </w:r>
-    </w:p>
-    <w:p>
-      <w:r>
-        <w:br w:type="page"/>
-      </w:r>
-    </w:p>
-    <w:p>
-      <w:pPr>
-        <w:pStyle w:val="Heading1"/>
-      </w:pPr>
-      <w:r>
-        <w:t>Section 11: Continuous Improvement Roadmap</w:t>
-      </w:r>
-    </w:p>
-    <w:p>
-      <w:r>
-        <w:t>Explains referral bonus tiers, eligible roles, and the payout schedule tied to new hire retention milestones. Section 11 (Continuous Improvement Roadmap) applies to Recruiting and Onboarding within HR Knowledge Hub and is maintained by Priya Natarajan. Schedules quarterly optimization milestones, automation targets, and capability reviews.</w:t>
-      </w:r>
-    </w:p>
-    <w:p>
-      <w:r>
-        <w:t>Operational requirement 11.1: Referrals are ineligible for roles the referrer's own manager is hiring for. Secondary control 11.2: Program performance is reviewed quarterly against overall sourcing mix.</w:t>
-      </w:r>
-    </w:p>
-    <w:p>
-      <w:pPr>
-        <w:pStyle w:val="ListBullet"/>
-      </w:pPr>
-      <w:r>
-        <w:t>Referrals are ineligible for roles the referrer's own manager is hiring for.</w:t>
-      </w:r>
-    </w:p>
-    <w:p>
-      <w:pPr>
-        <w:pStyle w:val="ListBullet"/>
-      </w:pPr>
-      <w:r>
-        <w:t>Program performance is reviewed quarterly against overall sourcing mix.</w:t>
-      </w:r>
-    </w:p>
-    <w:p>
-      <w:pPr>
-        <w:pStyle w:val="ListBullet"/>
-      </w:pPr>
-      <w:r>
-        <w:t>Section 11 review cadence is tracked by Priya Natarajan under Recruiting and Onboarding governance.</w:t>
-      </w:r>
-    </w:p>
-    <w:tbl>
-      <w:tblPr>
-        <w:tblStyle w:val="LightGrid-Accent1"/>
-        <w:tblW w:type="auto" w:w="0"/>
-        <w:tblLook w:firstColumn="1" w:firstRow="1" w:lastColumn="0" w:lastRow="0" w:noHBand="0" w:noVBand="1" w:val="04A0"/>
-      </w:tblPr>
-      <w:tblGrid>
-        <w:gridCol w:w="2160"/>
-        <w:gridCol w:w="2160"/>
-        <w:gridCol w:w="2160"/>
-        <w:gridCol w:w="2160"/>
-      </w:tblGrid>
-      <w:tr>
-        <w:tc>
-          <w:tcPr>
-            <w:tcW w:type="dxa" w:w="2160"/>
-          </w:tcPr>
-          <w:p>
-            <w:r>
-              <w:rPr>
-                <w:b/>
-              </w:rPr>
-              <w:t>Control Area</w:t>
-            </w:r>
-          </w:p>
-        </w:tc>
-        <w:tc>
-          <w:tcPr>
-            <w:tcW w:type="dxa" w:w="2160"/>
-          </w:tcPr>
-          <w:p>
-            <w:r>
-              <w:rPr>
-                <w:b/>
-              </w:rPr>
-              <w:t>Owner</w:t>
-            </w:r>
-          </w:p>
-        </w:tc>
-        <w:tc>
-          <w:tcPr>
-            <w:tcW w:type="dxa" w:w="2160"/>
-          </w:tcPr>
-          <w:p>
-            <w:r>
-              <w:rPr>
-                <w:b/>
-              </w:rPr>
-              <w:t>Target SLA</w:t>
-            </w:r>
-          </w:p>
-        </w:tc>
-        <w:tc>
-          <w:tcPr>
-            <w:tcW w:type="dxa" w:w="2160"/>
-          </w:tcPr>
-          <w:p>
-            <w:r>
-              <w:rPr>
-                <w:b/>
-              </w:rPr>
-              <w:t>Verification Status</w:t>
-            </w:r>
-          </w:p>
-        </w:tc>
-      </w:tr>
-      <w:tr>
-        <w:tc>
-          <w:tcPr>
-            <w:tcW w:type="dxa" w:w="2160"/>
-          </w:tcPr>
-          <w:p>
-            <w:r>
-              <w:t>Recruiting and Onboarding</w:t>
-            </w:r>
-          </w:p>
-        </w:tc>
-        <w:tc>
-          <w:tcPr>
-            <w:tcW w:type="dxa" w:w="2160"/>
-          </w:tcPr>
-          <w:p>
-            <w:r>
-              <w:t>Priya Natarajan</w:t>
-            </w:r>
-          </w:p>
-        </w:tc>
-        <w:tc>
-          <w:tcPr>
-            <w:tcW w:type="dxa" w:w="2160"/>
-          </w:tcPr>
-          <w:p>
-            <w:r>
-              <w:t>5 business days</w:t>
-            </w:r>
-          </w:p>
-        </w:tc>
-        <w:tc>
-          <w:tcPr>
-            <w:tcW w:type="dxa" w:w="2160"/>
-          </w:tcPr>
-          <w:p>
-            <w:r>
-              <w:t>Verified</w:t>
-            </w:r>
-          </w:p>
-        </w:tc>
-      </w:tr>
-      <w:tr>
-        <w:tc>
-          <w:tcPr>
-            <w:tcW w:type="dxa" w:w="2160"/>
-          </w:tcPr>
-          <w:p>
-            <w:r>
-              <w:t>Employee Referral Program Gu Gate 1</w:t>
-            </w:r>
-          </w:p>
-        </w:tc>
-        <w:tc>
-          <w:tcPr>
-            <w:tcW w:type="dxa" w:w="2160"/>
-          </w:tcPr>
-          <w:p>
-            <w:r>
-              <w:t>Priya Natarajan</w:t>
-            </w:r>
-          </w:p>
-        </w:tc>
-        <w:tc>
-          <w:tcPr>
-            <w:tcW w:type="dxa" w:w="2160"/>
-          </w:tcPr>
-          <w:p>
-            <w:r>
-              <w:t>3 business days</w:t>
-            </w:r>
-          </w:p>
-        </w:tc>
-        <w:tc>
-          <w:tcPr>
-            <w:tcW w:type="dxa" w:w="2160"/>
-          </w:tcPr>
-          <w:p>
-            <w:r>
-              <w:t>Active</w:t>
-            </w:r>
-          </w:p>
-        </w:tc>
-      </w:tr>
-      <w:tr>
-        <w:tc>
-          <w:tcPr>
-            <w:tcW w:type="dxa" w:w="2160"/>
-          </w:tcPr>
-          <w:p>
-            <w:r>
-              <w:t>Employee Referral Program Gu Gate 2</w:t>
-            </w:r>
-          </w:p>
-        </w:tc>
-        <w:tc>
-          <w:tcPr>
-            <w:tcW w:type="dxa" w:w="2160"/>
-          </w:tcPr>
-          <w:p>
-            <w:r>
-              <w:t>Priya Natarajan</w:t>
-            </w:r>
-          </w:p>
-        </w:tc>
-        <w:tc>
-          <w:tcPr>
-            <w:tcW w:type="dxa" w:w="2160"/>
-          </w:tcPr>
-          <w:p>
-            <w:r>
-              <w:t>10 business days</w:t>
-            </w:r>
-          </w:p>
-        </w:tc>
-        <w:tc>
-          <w:tcPr>
-            <w:tcW w:type="dxa" w:w="2160"/>
-          </w:tcPr>
-          <w:p>
-            <w:r>
-              <w:t>Monitored</w:t>
-            </w:r>
-          </w:p>
-        </w:tc>
-      </w:tr>
-      <w:tr>
-        <w:tc>
-          <w:tcPr>
-            <w:tcW w:type="dxa" w:w="2160"/>
-          </w:tcPr>
-          <w:p>
-            <w:r>
-              <w:t>Sec-11</w:t>
-            </w:r>
-          </w:p>
-        </w:tc>
-        <w:tc>
-          <w:tcPr>
-            <w:tcW w:type="dxa" w:w="2160"/>
-          </w:tcPr>
-          <w:p>
-            <w:r>
-              <w:t>Priya Natarajan</w:t>
-            </w:r>
-          </w:p>
-        </w:tc>
-        <w:tc>
-          <w:tcPr>
-            <w:tcW w:type="dxa" w:w="2160"/>
-          </w:tcPr>
-          <w:p>
-            <w:r>
-              <w:t>3 business days</w:t>
-            </w:r>
-          </w:p>
-        </w:tc>
-        <w:tc>
-          <w:tcPr>
-            <w:tcW w:type="dxa" w:w="2160"/>
-          </w:tcPr>
-          <w:p>
-            <w:r>
-              <w:t>Stage 11 Verified</w:t>
-            </w:r>
-          </w:p>
-        </w:tc>
-      </w:tr>
-    </w:tbl>
-    <w:p>
-      <w:r>
-        <w:drawing>
-          <wp:inline xmlns:a="http://schemas.openxmlformats.org/drawingml/2006/main" xmlns:pic="http://schemas.openxmlformats.org/drawingml/2006/picture">
-            <wp:extent cx="5303520" cy="1744579"/>
-            <wp:docPr id="6" name="Picture 6"/>
-            <wp:cNvGraphicFramePr>
-              <a:graphicFrameLocks noChangeAspect="1"/>
-            </wp:cNvGraphicFramePr>
-            <a:graphic>
-              <a:graphicData uri="http://schemas.openxmlformats.org/drawingml/2006/picture">
-                <pic:pic>
-                  <pic:nvPicPr>
-                    <pic:cNvPr id="0" name="image.png"/>
-                    <pic:cNvPicPr/>
-                  </pic:nvPicPr>
-                  <pic:blipFill>
-                    <a:blip r:embed="rId10"/>
-                    <a:stretch>
-                      <a:fillRect/>
-                    </a:stretch>
-                  </pic:blipFill>
-                  <pic:spPr>
-                    <a:xfrm>
-                      <a:off x="0" y="0"/>
-                      <a:ext cx="5303520" cy="1744579"/>
-                    </a:xfrm>
-                    <a:prstGeom prst="rect"/>
-                  </pic:spPr>
-                </pic:pic>
-              </a:graphicData>
-            </a:graphic>
-          </wp:inline>
-        </w:drawing>
-      </w:r>
-    </w:p>
-    <w:p>
-      <w:r>
-        <w:rPr>
-          <w:color w:val="808080"/>
-          <w:sz w:val="16"/>
-        </w:rPr>
-        <w:t>Page 11 of 12 | HR Knowledge Hub | Recruiting and Onboarding | SharePoint Online</w:t>
-      </w:r>
-    </w:p>
-    <w:p>
-      <w:r>
-        <w:br w:type="page"/>
-      </w:r>
-    </w:p>
-    <w:p>
-      <w:pPr>
-        <w:pStyle w:val="Heading1"/>
-      </w:pPr>
-      <w:r>
-        <w:t>Section 12: Appendix, Lineage &amp; Sign-off</w:t>
-      </w:r>
-    </w:p>
-    <w:p>
-      <w:r>
-        <w:t>Explains referral bonus tiers, eligible roles, and the payout schedule tied to new hire retention milestones. Section 12 (Appendix, Lineage &amp; Sign-off) applies to Recruiting and Onboarding within HR Knowledge Hub and is maintained by Priya Natarajan. Records document lineage, governance metadata, version history, and owner sign-off.</w:t>
-      </w:r>
-    </w:p>
-    <w:p>
-      <w:r>
-        <w:t>Operational requirement 12.1: Program performance is reviewed quarterly against overall sourcing mix. Secondary control 12.2: Standard roles pay a $2,000 referral bonus; hard-to-fill engineering roles pay $4,000.</w:t>
-      </w:r>
-    </w:p>
-    <w:p>
-      <w:pPr>
-        <w:pStyle w:val="ListBullet"/>
-      </w:pPr>
-      <w:r>
-        <w:t>Program performance is reviewed quarterly against overall sourcing mix.</w:t>
-      </w:r>
-    </w:p>
-    <w:p>
-      <w:pPr>
-        <w:pStyle w:val="ListBullet"/>
-      </w:pPr>
-      <w:r>
-        <w:t>Standard roles pay a $2,000 referral bonus; hard-to-fill engineering roles pay $4,000.</w:t>
-      </w:r>
-    </w:p>
-    <w:p>
-      <w:pPr>
-        <w:pStyle w:val="ListBullet"/>
-      </w:pPr>
-      <w:r>
-        <w:t>Section 12 review cadence is tracked by Priya Natarajan under Recruiting and Onboarding governance.</w:t>
-      </w:r>
-    </w:p>
-    <w:tbl>
-      <w:tblPr>
-        <w:tblStyle w:val="LightGrid-Accent1"/>
-        <w:tblW w:type="auto" w:w="0"/>
-        <w:tblLook w:firstColumn="1" w:firstRow="1" w:lastColumn="0" w:lastRow="0" w:noHBand="0" w:noVBand="1" w:val="04A0"/>
-      </w:tblPr>
-      <w:tblGrid>
-        <w:gridCol w:w="2160"/>
-        <w:gridCol w:w="2160"/>
-        <w:gridCol w:w="2160"/>
-        <w:gridCol w:w="2160"/>
-      </w:tblGrid>
-      <w:tr>
-        <w:tc>
-          <w:tcPr>
-            <w:tcW w:type="dxa" w:w="2160"/>
-          </w:tcPr>
-          <w:p>
-            <w:r>
-              <w:rPr>
-                <w:b/>
-              </w:rPr>
-              <w:t>Control Area</w:t>
-            </w:r>
-          </w:p>
-        </w:tc>
-        <w:tc>
-          <w:tcPr>
-            <w:tcW w:type="dxa" w:w="2160"/>
-          </w:tcPr>
-          <w:p>
-            <w:r>
-              <w:rPr>
-                <w:b/>
-              </w:rPr>
-              <w:t>Owner</w:t>
-            </w:r>
-          </w:p>
-        </w:tc>
-        <w:tc>
-          <w:tcPr>
-            <w:tcW w:type="dxa" w:w="2160"/>
-          </w:tcPr>
-          <w:p>
-            <w:r>
-              <w:rPr>
-                <w:b/>
-              </w:rPr>
-              <w:t>Target SLA</w:t>
-            </w:r>
-          </w:p>
-        </w:tc>
-        <w:tc>
-          <w:tcPr>
-            <w:tcW w:type="dxa" w:w="2160"/>
-          </w:tcPr>
-          <w:p>
-            <w:r>
-              <w:rPr>
-                <w:b/>
-              </w:rPr>
-              <w:t>Verification Status</w:t>
-            </w:r>
-          </w:p>
-        </w:tc>
-      </w:tr>
-      <w:tr>
-        <w:tc>
-          <w:tcPr>
-            <w:tcW w:type="dxa" w:w="2160"/>
-          </w:tcPr>
-          <w:p>
-            <w:r>
-              <w:t>Recruiting and Onboarding</w:t>
-            </w:r>
-          </w:p>
-        </w:tc>
-        <w:tc>
-          <w:tcPr>
-            <w:tcW w:type="dxa" w:w="2160"/>
-          </w:tcPr>
-          <w:p>
-            <w:r>
-              <w:t>Priya Natarajan</w:t>
-            </w:r>
-          </w:p>
-        </w:tc>
-        <w:tc>
-          <w:tcPr>
-            <w:tcW w:type="dxa" w:w="2160"/>
-          </w:tcPr>
-          <w:p>
-            <w:r>
-              <w:t>5 business days</w:t>
-            </w:r>
-          </w:p>
-        </w:tc>
-        <w:tc>
-          <w:tcPr>
-            <w:tcW w:type="dxa" w:w="2160"/>
-          </w:tcPr>
-          <w:p>
-            <w:r>
-              <w:t>Verified</w:t>
-            </w:r>
-          </w:p>
-        </w:tc>
-      </w:tr>
-      <w:tr>
-        <w:tc>
-          <w:tcPr>
-            <w:tcW w:type="dxa" w:w="2160"/>
-          </w:tcPr>
-          <w:p>
-            <w:r>
-              <w:t>Employee Referral Program Gu Gate 1</w:t>
-            </w:r>
-          </w:p>
-        </w:tc>
-        <w:tc>
-          <w:tcPr>
-            <w:tcW w:type="dxa" w:w="2160"/>
-          </w:tcPr>
-          <w:p>
-            <w:r>
-              <w:t>Priya Natarajan</w:t>
-            </w:r>
-          </w:p>
-        </w:tc>
-        <w:tc>
-          <w:tcPr>
-            <w:tcW w:type="dxa" w:w="2160"/>
-          </w:tcPr>
-          <w:p>
-            <w:r>
-              <w:t>3 business days</w:t>
-            </w:r>
-          </w:p>
-        </w:tc>
-        <w:tc>
-          <w:tcPr>
-            <w:tcW w:type="dxa" w:w="2160"/>
-          </w:tcPr>
-          <w:p>
-            <w:r>
-              <w:t>Active</w:t>
-            </w:r>
-          </w:p>
-        </w:tc>
-      </w:tr>
-      <w:tr>
-        <w:tc>
-          <w:tcPr>
-            <w:tcW w:type="dxa" w:w="2160"/>
-          </w:tcPr>
-          <w:p>
-            <w:r>
-              <w:t>Employee Referral Program Gu Gate 2</w:t>
-            </w:r>
-          </w:p>
-        </w:tc>
-        <w:tc>
-          <w:tcPr>
-            <w:tcW w:type="dxa" w:w="2160"/>
-          </w:tcPr>
-          <w:p>
-            <w:r>
-              <w:t>Priya Natarajan</w:t>
-            </w:r>
-          </w:p>
-        </w:tc>
-        <w:tc>
-          <w:tcPr>
-            <w:tcW w:type="dxa" w:w="2160"/>
-          </w:tcPr>
-          <w:p>
-            <w:r>
-              <w:t>10 business days</w:t>
-            </w:r>
-          </w:p>
-        </w:tc>
-        <w:tc>
-          <w:tcPr>
-            <w:tcW w:type="dxa" w:w="2160"/>
-          </w:tcPr>
-          <w:p>
-            <w:r>
-              <w:t>Monitored</w:t>
-            </w:r>
-          </w:p>
-        </w:tc>
-      </w:tr>
-      <w:tr>
-        <w:tc>
-          <w:tcPr>
-            <w:tcW w:type="dxa" w:w="2160"/>
-          </w:tcPr>
-          <w:p>
-            <w:r>
-              <w:t>Sec-12</w:t>
-            </w:r>
-          </w:p>
-        </w:tc>
-        <w:tc>
-          <w:tcPr>
-            <w:tcW w:type="dxa" w:w="2160"/>
-          </w:tcPr>
-          <w:p>
-            <w:r>
-              <w:t>Priya Natarajan</w:t>
-            </w:r>
-          </w:p>
-        </w:tc>
-        <w:tc>
-          <w:tcPr>
-            <w:tcW w:type="dxa" w:w="2160"/>
-          </w:tcPr>
-          <w:p>
-            <w:r>
-              <w:t>10 business days</w:t>
-            </w:r>
-          </w:p>
-        </w:tc>
-        <w:tc>
-          <w:tcPr>
-            <w:tcW w:type="dxa" w:w="2160"/>
-          </w:tcPr>
-          <w:p>
-            <w:r>
-              <w:t>Stage 12 Verified</w:t>
-            </w:r>
-          </w:p>
-        </w:tc>
-      </w:tr>
-    </w:tbl>
-    <w:p>
-      <w:r>
-        <w:rPr>
-          <w:color w:val="808080"/>
-          <w:sz w:val="16"/>
-        </w:rPr>
-        <w:t>Page 12 of 12 | HR Knowledge Hub | Recruiting and Onboarding | SharePoint Online</w:t>
+        <w:t>Page 7 of 7 | HR Knowledge Hub | Recruiting and Onboarding | SharePoint Online</w:t>
       </w:r>
     </w:p>
     <w:sectPr>
